--- a/relatorios_individuais/UrbanTraffic.docx
+++ b/relatorios_individuais/UrbanTraffic.docx
@@ -2432,21 +2432,7 @@
         <w:rPr>
           <w:rFonts w:eastAsiaTheme="minorHAnsi"/>
         </w:rPr>
-        <w:t>2. Servidor (</w:t>
-      </w:r>
-      <w:proofErr w:type="spellStart"/>
-      <w:r>
-        <w:rPr>
-          <w:rFonts w:eastAsiaTheme="minorHAnsi"/>
-        </w:rPr>
-        <w:t>Backend</w:t>
-      </w:r>
-      <w:proofErr w:type="spellEnd"/>
-      <w:r>
-        <w:rPr>
-          <w:rFonts w:eastAsiaTheme="minorHAnsi"/>
-        </w:rPr>
-        <w:t>)</w:t>
+        <w:t>2. Servidor (Backend)</w:t>
       </w:r>
       <w:bookmarkEnd w:id="2"/>
     </w:p>
@@ -2460,146 +2446,110 @@
         <w:rPr>
           <w:lang w:eastAsia="pt-PT"/>
         </w:rPr>
-        <w:t>O servidor (</w:t>
-      </w:r>
-      <w:proofErr w:type="spellStart"/>
+        <w:t xml:space="preserve">O servidor (backend) é responsável por processar e gerir os dados utilizados na aplicação UrbanTraffic. Este componente recebe os dados da origem de dados (simulados ou gerados por código), armazena-os na base de dados e disponibiliza-os </w:t>
+      </w:r>
       <w:r>
         <w:rPr>
           <w:lang w:eastAsia="pt-PT"/>
         </w:rPr>
-        <w:t>backend</w:t>
-      </w:r>
-      <w:proofErr w:type="spellEnd"/>
+        <w:t>na</w:t>
+      </w:r>
       <w:r>
         <w:rPr>
           <w:lang w:eastAsia="pt-PT"/>
         </w:rPr>
-        <w:t xml:space="preserve">) é responsável por processar e gerir os dados utilizados na aplicação </w:t>
-      </w:r>
-      <w:proofErr w:type="spellStart"/>
-      <w:r>
+        <w:t xml:space="preserve"> interface web.</w:t>
+      </w:r>
+    </w:p>
+    <w:p>
+      <w:pPr>
         <w:rPr>
           <w:lang w:eastAsia="pt-PT"/>
         </w:rPr>
-        <w:t>UrbanTraffic</w:t>
-      </w:r>
-      <w:proofErr w:type="spellEnd"/>
+      </w:pPr>
       <w:r>
         <w:rPr>
           <w:lang w:eastAsia="pt-PT"/>
         </w:rPr>
-        <w:t xml:space="preserve">. Este componente recebe os dados da origem de dados (simulados ou gerados por código), armazena-os na base de dados e disponibiliza-os </w:t>
+        <w:t xml:space="preserve">O backend funciona como intermediário entre a base de dados e o frontend, </w:t>
       </w:r>
       <w:r>
         <w:rPr>
           <w:lang w:eastAsia="pt-PT"/>
         </w:rPr>
-        <w:t>na</w:t>
+        <w:t>e garante</w:t>
       </w:r>
       <w:r>
         <w:rPr>
           <w:lang w:eastAsia="pt-PT"/>
         </w:rPr>
-        <w:t xml:space="preserve"> interface web.</w:t>
-      </w:r>
-    </w:p>
-    <w:p>
-      <w:pPr>
+        <w:t xml:space="preserve"> que os dados </w:t>
+      </w:r>
+      <w:r>
         <w:rPr>
           <w:lang w:eastAsia="pt-PT"/>
         </w:rPr>
-      </w:pPr>
+        <w:t xml:space="preserve">sejam </w:t>
+      </w:r>
       <w:r>
         <w:rPr>
           <w:lang w:eastAsia="pt-PT"/>
         </w:rPr>
-        <w:t xml:space="preserve">O </w:t>
-      </w:r>
-      <w:proofErr w:type="spellStart"/>
-      <w:r>
+        <w:t>consultados e apresentados corretamente na aplicação. Quando a página web solicita informação sobre o tráfego, o servidor acede à base de dados, recolhe os dados necessários e envia-os para o frontend para serem apresentados ao utilizador.</w:t>
+      </w:r>
+    </w:p>
+    <w:p>
+      <w:pPr>
         <w:rPr>
           <w:lang w:eastAsia="pt-PT"/>
         </w:rPr>
-        <w:t>backend</w:t>
-      </w:r>
-      <w:proofErr w:type="spellEnd"/>
+      </w:pPr>
       <w:r>
         <w:rPr>
           <w:lang w:eastAsia="pt-PT"/>
         </w:rPr>
-        <w:t xml:space="preserve"> funciona como intermediário entre a base de dados e o </w:t>
-      </w:r>
-      <w:proofErr w:type="spellStart"/>
-      <w:r>
+        <w:t>Desta forma, o servidor assegura a comunicação entre os diferentes componentes do sistema.</w:t>
+      </w:r>
+    </w:p>
+    <w:p>
+      <w:pPr>
         <w:rPr>
           <w:lang w:eastAsia="pt-PT"/>
         </w:rPr>
-        <w:t>frontend</w:t>
-      </w:r>
-      <w:proofErr w:type="spellEnd"/>
+      </w:pPr>
       <w:r>
         <w:rPr>
           <w:lang w:eastAsia="pt-PT"/>
         </w:rPr>
-        <w:t xml:space="preserve">, </w:t>
-      </w:r>
-      <w:r>
+        <w:t>O sistema é composto por três componentes principais: base de dados, servidor (backend) e interface web (frontend). A base de dados armazena os dados de tráfego, o servidor processa os dados e a página HTML apresenta-os ao utilizador.</w:t>
+      </w:r>
+    </w:p>
+    <w:p>
+      <w:pPr>
         <w:rPr>
           <w:lang w:eastAsia="pt-PT"/>
         </w:rPr>
-        <w:t>e garante</w:t>
-      </w:r>
-      <w:r>
+      </w:pPr>
+    </w:p>
+    <w:p>
+      <w:pPr>
         <w:rPr>
           <w:lang w:eastAsia="pt-PT"/>
         </w:rPr>
-        <w:t xml:space="preserve"> que os dados </w:t>
-      </w:r>
-      <w:r>
+      </w:pPr>
+    </w:p>
+    <w:p>
+      <w:pPr>
         <w:rPr>
           <w:lang w:eastAsia="pt-PT"/>
         </w:rPr>
-        <w:t xml:space="preserve">sejam </w:t>
-      </w:r>
-      <w:r>
+      </w:pPr>
+    </w:p>
+    <w:p>
+      <w:pPr>
         <w:rPr>
           <w:lang w:eastAsia="pt-PT"/>
         </w:rPr>
-        <w:t xml:space="preserve">consultados e apresentados corretamente na aplicação. Quando a página web solicita informação sobre o tráfego, o servidor acede à base de dados, recolhe os dados necessários e envia-os para o </w:t>
-      </w:r>
-      <w:proofErr w:type="spellStart"/>
-      <w:r>
-        <w:rPr>
-          <w:lang w:eastAsia="pt-PT"/>
-        </w:rPr>
-        <w:t>frontend</w:t>
-      </w:r>
-      <w:proofErr w:type="spellEnd"/>
-      <w:r>
-        <w:rPr>
-          <w:lang w:eastAsia="pt-PT"/>
-        </w:rPr>
-        <w:t xml:space="preserve"> para serem apresentados ao utilizador.</w:t>
-      </w:r>
-    </w:p>
-    <w:p>
-      <w:pPr>
-        <w:rPr>
-          <w:lang w:eastAsia="pt-PT"/>
-        </w:rPr>
-      </w:pPr>
-      <w:r>
-        <w:rPr>
-          <w:lang w:eastAsia="pt-PT"/>
-        </w:rPr>
-        <w:t>Desta forma, o servidor assegura a comunicação entre os diferentes componentes do sistema.</w:t>
-      </w:r>
-    </w:p>
-    <w:p>
-      <w:pPr>
-        <w:rPr>
-          <w:lang w:eastAsia="pt-PT"/>
-        </w:rPr>
       </w:pPr>
     </w:p>
     <w:p>
@@ -2607,6 +2557,11 @@
         <w:pStyle w:val="Ttulo1"/>
       </w:pPr>
       <w:bookmarkStart w:id="3" w:name="_Toc224479366"/>
+    </w:p>
+    <w:p>
+      <w:pPr>
+        <w:pStyle w:val="Ttulo1"/>
+      </w:pPr>
       <w:r>
         <w:t>3</w:t>
       </w:r>
@@ -2654,14 +2609,6 @@
         <w:t>Neste contexto, torna-se importante desenvolver ferramentas tecnológicas que permitam monitorizar o tráfego urbano, analisar padrões de circulação e apoiar a tomada de decisões na gestão da mobilidade.</w:t>
       </w:r>
     </w:p>
-    <w:p>
-      <w:pPr>
-        <w:pStyle w:val="Ttulo2"/>
-      </w:pPr>
-    </w:p>
-    <w:p/>
-    <w:p/>
-    <w:p/>
     <w:p>
       <w:pPr>
         <w:pStyle w:val="Ttulo2"/>
@@ -2802,7 +2749,6 @@
     </w:p>
     <w:p>
       <w:r>
-        <w:lastRenderedPageBreak/>
         <w:t xml:space="preserve">(iii) aplicar algoritmos de caminho mínimo para sugestão de rotas alternativas </w:t>
       </w:r>
     </w:p>
@@ -3029,6 +2975,7 @@
       </w:pPr>
       <w:bookmarkStart w:id="11" w:name="_Toc224479374"/>
       <w:r>
+        <w:lastRenderedPageBreak/>
         <w:t>3.1.2.2 Identificar pontos fortes e limitações das referências.</w:t>
       </w:r>
       <w:bookmarkEnd w:id="11"/>
@@ -3141,7 +3088,13 @@
     </w:p>
     <w:p>
       <w:r>
-        <w:t>O público-alvo principal da plataforma é constituído por técnicos municipais, planeadores urbanos e investigadores na área da mobilidade, que necessitam de ferramentas analíticas para monitorizar e avaliar padrões de tráfego.</w:t>
+        <w:t xml:space="preserve">O público-alvo principal da plataforma é constituído por técnicos municipais, planeadores urbanos e investigadores na área da mobilidade, que </w:t>
+      </w:r>
+      <w:r>
+        <w:t>precisam</w:t>
+      </w:r>
+      <w:r>
+        <w:t xml:space="preserve"> de ferramentas analíticas para monitorizar e avaliar padrões de tráfego.</w:t>
       </w:r>
     </w:p>
     <w:p/>
@@ -3152,22 +3105,10 @@
       </w:pPr>
       <w:bookmarkStart w:id="14" w:name="_Toc224479377"/>
       <w:r>
-        <w:t xml:space="preserve">3.1.3.2 Personas e </w:t>
-      </w:r>
-      <w:proofErr w:type="spellStart"/>
-      <w:r>
-        <w:t>User</w:t>
-      </w:r>
-      <w:proofErr w:type="spellEnd"/>
-      <w:r>
-        <w:t xml:space="preserve"> </w:t>
-      </w:r>
-      <w:proofErr w:type="spellStart"/>
-      <w:r>
-        <w:t>Journey</w:t>
+        <w:lastRenderedPageBreak/>
+        <w:t>3.1.3.2 Personas e User Journey</w:t>
       </w:r>
       <w:bookmarkEnd w:id="14"/>
-      <w:proofErr w:type="spellEnd"/>
       <w:r>
         <w:t xml:space="preserve"> </w:t>
       </w:r>
@@ -3226,7 +3167,6 @@
         <w:rPr>
           <w:noProof/>
         </w:rPr>
-        <w:lastRenderedPageBreak/>
         <w:drawing>
           <wp:inline distT="0" distB="0" distL="0" distR="0" wp14:anchorId="1F69A323" wp14:editId="26630421">
             <wp:extent cx="5400040" cy="3821430"/>
@@ -3271,6 +3211,7 @@
       </w:pPr>
       <w:bookmarkStart w:id="15" w:name="_Toc224479378"/>
       <w:r>
+        <w:lastRenderedPageBreak/>
         <w:t>3.1.4 Especificações do Projeto</w:t>
       </w:r>
       <w:bookmarkEnd w:id="15"/>
@@ -3384,7 +3325,6 @@
       <w:r>
         <w:t xml:space="preserve">O </w:t>
       </w:r>
-      <w:proofErr w:type="spellStart"/>
       <w:r>
         <w:rPr>
           <w:b/>
@@ -3392,7 +3332,6 @@
         </w:rPr>
         <w:t>frontend</w:t>
       </w:r>
-      <w:proofErr w:type="spellEnd"/>
       <w:r>
         <w:t xml:space="preserve"> é responsável pela interface do utilizador, permitindo visualizar os dados de tráfego através de páginas web interativas.</w:t>
       </w:r>
@@ -3401,7 +3340,6 @@
       <w:r>
         <w:t xml:space="preserve">O </w:t>
       </w:r>
-      <w:proofErr w:type="spellStart"/>
       <w:r>
         <w:rPr>
           <w:b/>
@@ -3409,17 +3347,8 @@
         </w:rPr>
         <w:t>backend</w:t>
       </w:r>
-      <w:proofErr w:type="spellEnd"/>
-      <w:r>
-        <w:t xml:space="preserve"> processa os pedidos do </w:t>
-      </w:r>
-      <w:proofErr w:type="spellStart"/>
-      <w:r>
-        <w:t>frontend</w:t>
-      </w:r>
-      <w:proofErr w:type="spellEnd"/>
-      <w:r>
-        <w:t>, gere os dados recebidos e comunica com a base de dados para armazenar ou obter informações.</w:t>
+      <w:r>
+        <w:t xml:space="preserve"> processa os pedidos do frontend, gere os dados recebidos e comunica com a base de dados para armazenar ou obter informações.</w:t>
       </w:r>
     </w:p>
     <w:p>
@@ -3470,17 +3399,10 @@
         <w:rPr>
           <w:rStyle w:val="Ttulo2Carter"/>
         </w:rPr>
-        <w:t xml:space="preserve">3.1.5.1 Project </w:t>
-      </w:r>
-      <w:proofErr w:type="spellStart"/>
-      <w:r>
-        <w:rPr>
-          <w:rStyle w:val="Ttulo2Carter"/>
-        </w:rPr>
-        <w:t>Charter</w:t>
+        <w:lastRenderedPageBreak/>
+        <w:t>3.1.5.1 Project Charter</w:t>
       </w:r>
       <w:bookmarkEnd w:id="20"/>
-      <w:proofErr w:type="spellEnd"/>
       <w:r>
         <w:t xml:space="preserve">: </w:t>
       </w:r>
@@ -3519,15 +3441,7 @@
     </w:p>
     <w:p>
       <w:r>
-        <w:t xml:space="preserve">Nesta primeira fase do projeto foi possível definir o contexto e os objetivos da plataforma </w:t>
-      </w:r>
-      <w:proofErr w:type="spellStart"/>
-      <w:r>
-        <w:t>UrbanTraffic</w:t>
-      </w:r>
-      <w:proofErr w:type="spellEnd"/>
-      <w:r>
-        <w:t>, bem como analisar soluções existentes no mercado relacionadas com monitorização de tráfego urbano. A análise realizada permitiu compreender melhor as funcionalidades disponíveis nas aplicações atuais e identificar algumas limitações que o projeto pretende superar.</w:t>
+        <w:t>Nesta primeira fase do projeto foi possível definir o contexto e os objetivos da plataforma UrbanTraffic, bem como analisar soluções existentes no mercado relacionadas com monitorização de tráfego urbano. A análise realizada permitiu compreender melhor as funcionalidades disponíveis nas aplicações atuais e identificar algumas limitações que o projeto pretende superar.</w:t>
       </w:r>
     </w:p>
     <w:p>
@@ -3537,23 +3451,7 @@
     </w:p>
     <w:p>
       <w:r>
-        <w:t>Como trabalho futuro, pretende-se avançar com a implementação técnica da aplicação, incluindo a criação da base de dados, o desenvolvimento do servidor (</w:t>
-      </w:r>
-      <w:proofErr w:type="spellStart"/>
-      <w:r>
-        <w:t>backend</w:t>
-      </w:r>
-      <w:proofErr w:type="spellEnd"/>
-      <w:r>
-        <w:t>) e da interface web (</w:t>
-      </w:r>
-      <w:proofErr w:type="spellStart"/>
-      <w:r>
-        <w:t>frontend</w:t>
-      </w:r>
-      <w:proofErr w:type="spellEnd"/>
-      <w:r>
-        <w:t>). Numa fase posterior serão também realizados testes ao sistema, com o objetivo de validar o funcionamento da aplicação e garantir que os objetivos definidos são cumpridos.</w:t>
+        <w:t>Como trabalho futuro, pretende-se avançar com a implementação técnica da aplicação, incluindo a criação da base de dados, o desenvolvimento do servidor (backend) e da interface web (frontend). Numa fase posterior serão também realizados testes ao sistema, com o objetivo de validar o funcionamento da aplicação e garantir que os objetivos definidos são cumpridos.</w:t>
       </w:r>
     </w:p>
     <w:p/>
@@ -3577,6 +3475,21 @@
     </w:p>
     <w:p>
       <w:r>
+        <w:t xml:space="preserve">  Google Maps</w:t>
+      </w:r>
+    </w:p>
+    <w:p>
+      <w:r>
+        <w:t xml:space="preserve">  Waze</w:t>
+      </w:r>
+    </w:p>
+    <w:p>
+      <w:r>
+        <w:t>TomTom GO Navigation</w:t>
+      </w:r>
+    </w:p>
+    <w:p>
+      <w:r>
         <w:br w:type="page"/>
       </w:r>
     </w:p>
@@ -3592,24 +3505,265 @@
       <w:bookmarkEnd w:id="23"/>
     </w:p>
     <w:p>
+      <w:pPr>
+        <w:rPr>
+          <w:b/>
+          <w:bCs/>
+        </w:rPr>
+      </w:pPr>
       <w:r>
         <w:br/>
       </w:r>
-    </w:p>
-    <w:p>
-      <w:r>
-        <w:br w:type="page"/>
-      </w:r>
+      <w:r>
+        <w:rPr>
+          <w:b/>
+          <w:bCs/>
+        </w:rPr>
+        <w:t>Apêndice A – Mapa de Navegação</w:t>
+      </w:r>
+    </w:p>
+    <w:p>
+      <w:pPr>
+        <w:numPr>
+          <w:ilvl w:val="0"/>
+          <w:numId w:val="14"/>
+        </w:numPr>
+      </w:pPr>
+      <w:r>
+        <w:t xml:space="preserve">a </w:t>
+      </w:r>
+      <w:r>
+        <w:rPr>
+          <w:b/>
+          <w:bCs/>
+        </w:rPr>
+        <w:t>árvore da aplicação</w:t>
+      </w:r>
+    </w:p>
+    <w:p>
+      <w:pPr>
+        <w:numPr>
+          <w:ilvl w:val="0"/>
+          <w:numId w:val="14"/>
+        </w:numPr>
+      </w:pPr>
+      <w:r>
+        <w:t>estrutura tipo:</w:t>
+      </w:r>
+    </w:p>
+    <w:p>
+      <w:pPr>
+        <w:numPr>
+          <w:ilvl w:val="1"/>
+          <w:numId w:val="14"/>
+        </w:numPr>
+      </w:pPr>
+      <w:r>
+        <w:t>dashboard</w:t>
+      </w:r>
+    </w:p>
+    <w:p>
+      <w:pPr>
+        <w:numPr>
+          <w:ilvl w:val="1"/>
+          <w:numId w:val="14"/>
+        </w:numPr>
+      </w:pPr>
+      <w:r>
+        <w:t>mapa</w:t>
+      </w:r>
+    </w:p>
+    <w:p>
+      <w:pPr>
+        <w:numPr>
+          <w:ilvl w:val="1"/>
+          <w:numId w:val="14"/>
+        </w:numPr>
+      </w:pPr>
+      <w:r>
+        <w:t>estatísticas</w:t>
+      </w:r>
+    </w:p>
+    <w:p>
+      <w:pPr>
+        <w:numPr>
+          <w:ilvl w:val="1"/>
+          <w:numId w:val="14"/>
+        </w:numPr>
+      </w:pPr>
+      <w:r>
+        <w:t>simulação</w:t>
+      </w:r>
+    </w:p>
+    <w:p>
+      <w:r>
+        <w:t xml:space="preserve"> Isto mostra organização da app.</w:t>
+      </w:r>
+    </w:p>
+    <w:p>
+      <w:r>
+        <w:pict w14:anchorId="78B77DEE">
+          <v:rect id="_x0000_i1025" style="width:0;height:1.5pt" o:hralign="center" o:hrstd="t" o:hr="t" fillcolor="#a0a0a0" stroked="f"/>
+        </w:pict>
+      </w:r>
+    </w:p>
+    <w:p>
+      <w:pPr>
+        <w:rPr>
+          <w:b/>
+          <w:bCs/>
+        </w:rPr>
+      </w:pPr>
+      <w:r>
+        <w:rPr>
+          <w:b/>
+          <w:bCs/>
+        </w:rPr>
+        <w:t xml:space="preserve"> Apêndice B – Fluxograma (User Flow)</w:t>
+      </w:r>
+    </w:p>
+    <w:p>
+      <w:pPr>
+        <w:ind w:left="720"/>
+      </w:pPr>
+      <w:r>
+        <w:rPr>
+          <w:noProof/>
+        </w:rPr>
+        <w:drawing>
+          <wp:inline distT="0" distB="0" distL="0" distR="0" wp14:anchorId="017E1D56" wp14:editId="39AF80FC">
+            <wp:extent cx="4109067" cy="3418840"/>
+            <wp:effectExtent l="0" t="0" r="6350" b="0"/>
+            <wp:docPr id="1001315836" name="Imagem 1"/>
+            <wp:cNvGraphicFramePr>
+              <a:graphicFrameLocks xmlns:a="http://schemas.openxmlformats.org/drawingml/2006/main" noChangeAspect="1"/>
+            </wp:cNvGraphicFramePr>
+            <a:graphic xmlns:a="http://schemas.openxmlformats.org/drawingml/2006/main">
+              <a:graphicData uri="http://schemas.openxmlformats.org/drawingml/2006/picture">
+                <pic:pic xmlns:pic="http://schemas.openxmlformats.org/drawingml/2006/picture">
+                  <pic:nvPicPr>
+                    <pic:cNvPr id="1948196344" name=""/>
+                    <pic:cNvPicPr/>
+                  </pic:nvPicPr>
+                  <pic:blipFill>
+                    <a:blip r:embed="rId10"/>
+                    <a:stretch>
+                      <a:fillRect/>
+                    </a:stretch>
+                  </pic:blipFill>
+                  <pic:spPr>
+                    <a:xfrm>
+                      <a:off x="0" y="0"/>
+                      <a:ext cx="4214906" cy="3506900"/>
+                    </a:xfrm>
+                    <a:prstGeom prst="rect">
+                      <a:avLst/>
+                    </a:prstGeom>
+                  </pic:spPr>
+                </pic:pic>
+              </a:graphicData>
+            </a:graphic>
+          </wp:inline>
+        </w:drawing>
+      </w:r>
+    </w:p>
+    <w:p>
+      <w:pPr>
+        <w:rPr>
+          <w:b/>
+          <w:bCs/>
+        </w:rPr>
+      </w:pPr>
+      <w:r>
+        <w:rPr>
+          <w:b/>
+          <w:bCs/>
+        </w:rPr>
+        <w:t xml:space="preserve"> Apêndice C – Wireframes</w:t>
+      </w:r>
+    </w:p>
+    <w:p>
+      <w:pPr>
+        <w:numPr>
+          <w:ilvl w:val="0"/>
+          <w:numId w:val="16"/>
+        </w:numPr>
+      </w:pPr>
+      <w:r>
+        <w:t>desenhos das páginas da app:</w:t>
+      </w:r>
+    </w:p>
+    <w:p>
+      <w:pPr>
+        <w:numPr>
+          <w:ilvl w:val="1"/>
+          <w:numId w:val="16"/>
+        </w:numPr>
+      </w:pPr>
+      <w:r>
+        <w:t>página principal</w:t>
+      </w:r>
+    </w:p>
+    <w:p>
+      <w:pPr>
+        <w:numPr>
+          <w:ilvl w:val="1"/>
+          <w:numId w:val="16"/>
+        </w:numPr>
+      </w:pPr>
+      <w:r>
+        <w:t>mapa</w:t>
+      </w:r>
+    </w:p>
+    <w:p>
+      <w:pPr>
+        <w:numPr>
+          <w:ilvl w:val="1"/>
+          <w:numId w:val="16"/>
+        </w:numPr>
+      </w:pPr>
+      <w:r>
+        <w:t>estatísticas</w:t>
+      </w:r>
+    </w:p>
+    <w:p>
+      <w:pPr>
+        <w:numPr>
+          <w:ilvl w:val="0"/>
+          <w:numId w:val="17"/>
+        </w:numPr>
+      </w:pPr>
+      <w:r>
+        <w:t>feito à mão (foto)</w:t>
+      </w:r>
+    </w:p>
+    <w:p>
+      <w:pPr>
+        <w:numPr>
+          <w:ilvl w:val="0"/>
+          <w:numId w:val="17"/>
+        </w:numPr>
+      </w:pPr>
+      <w:r>
+        <w:t xml:space="preserve">ou no </w:t>
+      </w:r>
+      <w:proofErr w:type="spellStart"/>
+      <w:r>
+        <w:t>Canva</w:t>
+      </w:r>
+      <w:proofErr w:type="spellEnd"/>
+      <w:r>
+        <w:t>/</w:t>
+      </w:r>
+      <w:proofErr w:type="spellStart"/>
+      <w:r>
+        <w:t>Figma</w:t>
+      </w:r>
+      <w:proofErr w:type="spellEnd"/>
     </w:p>
     <w:p>
       <w:r>
         <w:lastRenderedPageBreak/>
-        <w:t>Reflexão individual</w:t>
-      </w:r>
-    </w:p>
-    <w:p/>
-    <w:p>
-      <w:r>
         <w:t>Até agora, foi possível consolidar a ideia e fazer a base do relatório, alinhando a descrição da ideia com os objetivos gerais e específicos do projeto. O estudo das aplicações permitiu compreender as lacunas existentes no mercado e validar a relevância da solução proposta.</w:t>
       </w:r>
     </w:p>
@@ -3675,15 +3829,7 @@
         </w:numPr>
       </w:pPr>
       <w:r>
-        <w:t xml:space="preserve">Planeamento detalhado da WBS com tarefas dependentes e </w:t>
-      </w:r>
-      <w:proofErr w:type="spellStart"/>
-      <w:r>
-        <w:t>timeline</w:t>
-      </w:r>
-      <w:proofErr w:type="spellEnd"/>
-      <w:r>
-        <w:t xml:space="preserve"> realista.</w:t>
+        <w:t>Planeamento detalhado da WBS com tarefas dependentes e timeline realista.</w:t>
       </w:r>
     </w:p>
     <w:p/>
@@ -3710,23 +3856,7 @@
         </w:numPr>
       </w:pPr>
       <w:r>
-        <w:t xml:space="preserve">Pesquisa em open data de cidades (Lisboa, Madrid) e em </w:t>
-      </w:r>
-      <w:proofErr w:type="spellStart"/>
-      <w:r>
-        <w:t>APIs</w:t>
-      </w:r>
-      <w:proofErr w:type="spellEnd"/>
-      <w:r>
-        <w:t xml:space="preserve"> trial (</w:t>
-      </w:r>
-      <w:proofErr w:type="spellStart"/>
-      <w:r>
-        <w:t>TomTom</w:t>
-      </w:r>
-      <w:proofErr w:type="spellEnd"/>
-      <w:r>
-        <w:t>/HERE) para contornar a falta de dados reais.</w:t>
+        <w:t>Pesquisa em open data de cidades (Lisboa, Madrid) e em APIs trial (TomTom/HERE) para contornar a falta de dados reais.</w:t>
       </w:r>
     </w:p>
     <w:p>
@@ -3737,15 +3867,7 @@
         </w:numPr>
       </w:pPr>
       <w:r>
-        <w:t xml:space="preserve">Utilização de </w:t>
-      </w:r>
-      <w:proofErr w:type="spellStart"/>
-      <w:r>
-        <w:t>templates</w:t>
-      </w:r>
-      <w:proofErr w:type="spellEnd"/>
-      <w:r>
-        <w:t xml:space="preserve"> de personas de referência para guiar a criação das personas do projeto.</w:t>
+        <w:t>Utilização de templates de personas de referência para guiar a criação das personas do projeto.</w:t>
       </w:r>
     </w:p>
     <w:p>
@@ -3836,23 +3958,7 @@
         </w:numPr>
       </w:pPr>
       <w:r>
-        <w:t>Pesquisa sobre plataformas de monitorização de tráfego existentes (</w:t>
-      </w:r>
-      <w:proofErr w:type="spellStart"/>
-      <w:r>
-        <w:t>TomTom</w:t>
-      </w:r>
-      <w:proofErr w:type="spellEnd"/>
-      <w:r>
-        <w:t xml:space="preserve">, HERE, </w:t>
-      </w:r>
-      <w:proofErr w:type="spellStart"/>
-      <w:r>
-        <w:t>Waze</w:t>
-      </w:r>
-      <w:proofErr w:type="spellEnd"/>
-      <w:r>
-        <w:t>).</w:t>
+        <w:t>Pesquisa sobre plataformas de monitorização de tráfego existentes (TomTom, HERE, Waze).</w:t>
       </w:r>
     </w:p>
     <w:p/>
@@ -3860,19 +3966,673 @@
     <w:p/>
     <w:p/>
     <w:p>
+      <w:pPr>
+        <w:pStyle w:val="Ttulo2"/>
+      </w:pPr>
       <w:r>
         <w:lastRenderedPageBreak/>
+        <w:t>Fluxograma</w:t>
+      </w:r>
+    </w:p>
+    <w:p/>
+    <w:p>
+      <w:r>
+        <w:rPr>
+          <w:noProof/>
+        </w:rPr>
+        <w:drawing>
+          <wp:inline distT="0" distB="0" distL="0" distR="0" wp14:anchorId="148BE822" wp14:editId="17CD879B">
+            <wp:extent cx="4953635" cy="6249202"/>
+            <wp:effectExtent l="0" t="0" r="0" b="0"/>
+            <wp:docPr id="1948196344" name="Imagem 1"/>
+            <wp:cNvGraphicFramePr>
+              <a:graphicFrameLocks xmlns:a="http://schemas.openxmlformats.org/drawingml/2006/main" noChangeAspect="1"/>
+            </wp:cNvGraphicFramePr>
+            <a:graphic xmlns:a="http://schemas.openxmlformats.org/drawingml/2006/main">
+              <a:graphicData uri="http://schemas.openxmlformats.org/drawingml/2006/picture">
+                <pic:pic xmlns:pic="http://schemas.openxmlformats.org/drawingml/2006/picture">
+                  <pic:nvPicPr>
+                    <pic:cNvPr id="1948196344" name=""/>
+                    <pic:cNvPicPr/>
+                  </pic:nvPicPr>
+                  <pic:blipFill>
+                    <a:blip r:embed="rId10"/>
+                    <a:stretch>
+                      <a:fillRect/>
+                    </a:stretch>
+                  </pic:blipFill>
+                  <pic:spPr>
+                    <a:xfrm>
+                      <a:off x="0" y="0"/>
+                      <a:ext cx="4979984" cy="6282443"/>
+                    </a:xfrm>
+                    <a:prstGeom prst="rect">
+                      <a:avLst/>
+                    </a:prstGeom>
+                  </pic:spPr>
+                </pic:pic>
+              </a:graphicData>
+            </a:graphic>
+          </wp:inline>
+        </w:drawing>
+      </w:r>
+      <w:r>
         <w:br/>
       </w:r>
     </w:p>
+    <w:p>
+      <w:r>
+        <w:br w:type="page"/>
+      </w:r>
+    </w:p>
+    <w:p>
+      <w:pPr>
+        <w:pStyle w:val="Ttulo2"/>
+      </w:pPr>
+      <w:r>
+        <w:lastRenderedPageBreak/>
+        <w:t>Frontend</w:t>
+      </w:r>
+    </w:p>
+    <w:p>
+      <w:pPr>
+        <w:rPr>
+          <w:b/>
+          <w:bCs/>
+        </w:rPr>
+      </w:pPr>
+      <w:proofErr w:type="spellStart"/>
+      <w:r>
+        <w:rPr>
+          <w:b/>
+          <w:bCs/>
+        </w:rPr>
+        <w:t>Frontend</w:t>
+      </w:r>
+      <w:proofErr w:type="spellEnd"/>
+    </w:p>
+    <w:p>
+      <w:pPr>
+        <w:rPr>
+          <w:b/>
+          <w:bCs/>
+        </w:rPr>
+      </w:pPr>
+      <w:r>
+        <w:rPr>
+          <w:b/>
+          <w:bCs/>
+        </w:rPr>
+        <w:t xml:space="preserve"> </w:t>
+      </w:r>
+      <w:proofErr w:type="spellStart"/>
+      <w:r>
+        <w:rPr>
+          <w:b/>
+          <w:bCs/>
+        </w:rPr>
+        <w:t>User</w:t>
+      </w:r>
+      <w:proofErr w:type="spellEnd"/>
+      <w:r>
+        <w:rPr>
+          <w:b/>
+          <w:bCs/>
+        </w:rPr>
+        <w:t xml:space="preserve"> </w:t>
+      </w:r>
+      <w:proofErr w:type="spellStart"/>
+      <w:r>
+        <w:rPr>
+          <w:b/>
+          <w:bCs/>
+        </w:rPr>
+        <w:t>Tasks</w:t>
+      </w:r>
+      <w:proofErr w:type="spellEnd"/>
+    </w:p>
+    <w:p>
+      <w:r>
+        <w:t xml:space="preserve">Aqui colocas </w:t>
+      </w:r>
+      <w:r>
+        <w:rPr>
+          <w:b/>
+          <w:bCs/>
+        </w:rPr>
+        <w:t>o que o utilizador faz na aplicação</w:t>
+      </w:r>
+      <w:r>
+        <w:t>.</w:t>
+      </w:r>
+    </w:p>
+    <w:p>
+      <w:pPr>
+        <w:rPr>
+          <w:b/>
+          <w:bCs/>
+        </w:rPr>
+      </w:pPr>
+      <w:r>
+        <w:rPr>
+          <w:b/>
+          <w:bCs/>
+        </w:rPr>
+        <w:t>Exemplo (para o teu projeto)</w:t>
+      </w:r>
+    </w:p>
+    <w:p>
+      <w:pPr>
+        <w:numPr>
+          <w:ilvl w:val="0"/>
+          <w:numId w:val="22"/>
+        </w:numPr>
+      </w:pPr>
+      <w:r>
+        <w:t xml:space="preserve">Visualizar o mapa de tráfego </w:t>
+      </w:r>
+    </w:p>
+    <w:p>
+      <w:pPr>
+        <w:numPr>
+          <w:ilvl w:val="0"/>
+          <w:numId w:val="22"/>
+        </w:numPr>
+      </w:pPr>
+      <w:r>
+        <w:t xml:space="preserve">Selecionar uma rua/segmento </w:t>
+      </w:r>
+    </w:p>
+    <w:p>
+      <w:pPr>
+        <w:numPr>
+          <w:ilvl w:val="0"/>
+          <w:numId w:val="22"/>
+        </w:numPr>
+      </w:pPr>
+      <w:r>
+        <w:t xml:space="preserve">Consultar dados de tráfego (velocidade, volume, etc.) </w:t>
+      </w:r>
+    </w:p>
+    <w:p>
+      <w:pPr>
+        <w:numPr>
+          <w:ilvl w:val="0"/>
+          <w:numId w:val="22"/>
+        </w:numPr>
+      </w:pPr>
+      <w:r>
+        <w:t xml:space="preserve">Simular um incidente </w:t>
+      </w:r>
+    </w:p>
+    <w:p>
+      <w:pPr>
+        <w:numPr>
+          <w:ilvl w:val="0"/>
+          <w:numId w:val="22"/>
+        </w:numPr>
+      </w:pPr>
+      <w:r>
+        <w:t xml:space="preserve">Analisar o impacto do incidente </w:t>
+      </w:r>
+    </w:p>
+    <w:p>
+      <w:pPr>
+        <w:ind w:left="720"/>
+      </w:pPr>
+      <w:r>
+        <w:rPr>
+          <w:b/>
+          <w:bCs/>
+        </w:rPr>
+        <w:t xml:space="preserve"> </w:t>
+      </w:r>
+      <w:proofErr w:type="spellStart"/>
+      <w:r>
+        <w:rPr>
+          <w:b/>
+          <w:bCs/>
+        </w:rPr>
+        <w:t>Wireframe</w:t>
+      </w:r>
+      <w:r>
+        <w:rPr>
+          <w:b/>
+          <w:bCs/>
+        </w:rPr>
+        <w:t>s</w:t>
+      </w:r>
+      <w:proofErr w:type="spellEnd"/>
+    </w:p>
+    <w:p>
+      <w:r>
+        <w:lastRenderedPageBreak/>
+        <w:drawing>
+          <wp:inline distT="0" distB="0" distL="0" distR="0" wp14:anchorId="3249F06F" wp14:editId="31BA661A">
+            <wp:extent cx="1533525" cy="3079318"/>
+            <wp:effectExtent l="0" t="0" r="0" b="6985"/>
+            <wp:docPr id="910367987" name="Imagem 1"/>
+            <wp:cNvGraphicFramePr>
+              <a:graphicFrameLocks xmlns:a="http://schemas.openxmlformats.org/drawingml/2006/main" noChangeAspect="1"/>
+            </wp:cNvGraphicFramePr>
+            <a:graphic xmlns:a="http://schemas.openxmlformats.org/drawingml/2006/main">
+              <a:graphicData uri="http://schemas.openxmlformats.org/drawingml/2006/picture">
+                <pic:pic xmlns:pic="http://schemas.openxmlformats.org/drawingml/2006/picture">
+                  <pic:nvPicPr>
+                    <pic:cNvPr id="910367987" name=""/>
+                    <pic:cNvPicPr/>
+                  </pic:nvPicPr>
+                  <pic:blipFill>
+                    <a:blip r:embed="rId11"/>
+                    <a:stretch>
+                      <a:fillRect/>
+                    </a:stretch>
+                  </pic:blipFill>
+                  <pic:spPr>
+                    <a:xfrm>
+                      <a:off x="0" y="0"/>
+                      <a:ext cx="1538898" cy="3090108"/>
+                    </a:xfrm>
+                    <a:prstGeom prst="rect">
+                      <a:avLst/>
+                    </a:prstGeom>
+                  </pic:spPr>
+                </pic:pic>
+              </a:graphicData>
+            </a:graphic>
+          </wp:inline>
+        </w:drawing>
+      </w:r>
+      <w:r>
+        <w:drawing>
+          <wp:inline distT="0" distB="0" distL="0" distR="0" wp14:anchorId="06DAB0F5" wp14:editId="76DAD0EA">
+            <wp:extent cx="1276350" cy="3124199"/>
+            <wp:effectExtent l="0" t="0" r="0" b="635"/>
+            <wp:docPr id="629147160" name="Imagem 1"/>
+            <wp:cNvGraphicFramePr>
+              <a:graphicFrameLocks xmlns:a="http://schemas.openxmlformats.org/drawingml/2006/main" noChangeAspect="1"/>
+            </wp:cNvGraphicFramePr>
+            <a:graphic xmlns:a="http://schemas.openxmlformats.org/drawingml/2006/main">
+              <a:graphicData uri="http://schemas.openxmlformats.org/drawingml/2006/picture">
+                <pic:pic xmlns:pic="http://schemas.openxmlformats.org/drawingml/2006/picture">
+                  <pic:nvPicPr>
+                    <pic:cNvPr id="629147160" name=""/>
+                    <pic:cNvPicPr/>
+                  </pic:nvPicPr>
+                  <pic:blipFill>
+                    <a:blip r:embed="rId12"/>
+                    <a:stretch>
+                      <a:fillRect/>
+                    </a:stretch>
+                  </pic:blipFill>
+                  <pic:spPr>
+                    <a:xfrm>
+                      <a:off x="0" y="0"/>
+                      <a:ext cx="1279382" cy="3131621"/>
+                    </a:xfrm>
+                    <a:prstGeom prst="rect">
+                      <a:avLst/>
+                    </a:prstGeom>
+                  </pic:spPr>
+                </pic:pic>
+              </a:graphicData>
+            </a:graphic>
+          </wp:inline>
+        </w:drawing>
+      </w:r>
+      <w:r>
+        <w:drawing>
+          <wp:inline distT="0" distB="0" distL="0" distR="0" wp14:anchorId="7AA566C7" wp14:editId="216D580B">
+            <wp:extent cx="1362075" cy="3143250"/>
+            <wp:effectExtent l="0" t="0" r="9525" b="0"/>
+            <wp:docPr id="995139174" name="Imagem 1"/>
+            <wp:cNvGraphicFramePr>
+              <a:graphicFrameLocks xmlns:a="http://schemas.openxmlformats.org/drawingml/2006/main" noChangeAspect="1"/>
+            </wp:cNvGraphicFramePr>
+            <a:graphic xmlns:a="http://schemas.openxmlformats.org/drawingml/2006/main">
+              <a:graphicData uri="http://schemas.openxmlformats.org/drawingml/2006/picture">
+                <pic:pic xmlns:pic="http://schemas.openxmlformats.org/drawingml/2006/picture">
+                  <pic:nvPicPr>
+                    <pic:cNvPr id="995139174" name=""/>
+                    <pic:cNvPicPr/>
+                  </pic:nvPicPr>
+                  <pic:blipFill>
+                    <a:blip r:embed="rId13"/>
+                    <a:stretch>
+                      <a:fillRect/>
+                    </a:stretch>
+                  </pic:blipFill>
+                  <pic:spPr>
+                    <a:xfrm>
+                      <a:off x="0" y="0"/>
+                      <a:ext cx="1362269" cy="3143698"/>
+                    </a:xfrm>
+                    <a:prstGeom prst="rect">
+                      <a:avLst/>
+                    </a:prstGeom>
+                  </pic:spPr>
+                </pic:pic>
+              </a:graphicData>
+            </a:graphic>
+          </wp:inline>
+        </w:drawing>
+      </w:r>
+      <w:r>
+        <w:drawing>
+          <wp:inline distT="0" distB="0" distL="0" distR="0" wp14:anchorId="63B4F45B" wp14:editId="6A52EF57">
+            <wp:extent cx="1556731" cy="3238500"/>
+            <wp:effectExtent l="0" t="0" r="5715" b="0"/>
+            <wp:docPr id="1517521271" name="Imagem 1"/>
+            <wp:cNvGraphicFramePr>
+              <a:graphicFrameLocks xmlns:a="http://schemas.openxmlformats.org/drawingml/2006/main" noChangeAspect="1"/>
+            </wp:cNvGraphicFramePr>
+            <a:graphic xmlns:a="http://schemas.openxmlformats.org/drawingml/2006/main">
+              <a:graphicData uri="http://schemas.openxmlformats.org/drawingml/2006/picture">
+                <pic:pic xmlns:pic="http://schemas.openxmlformats.org/drawingml/2006/picture">
+                  <pic:nvPicPr>
+                    <pic:cNvPr id="1517521271" name=""/>
+                    <pic:cNvPicPr/>
+                  </pic:nvPicPr>
+                  <pic:blipFill>
+                    <a:blip r:embed="rId14"/>
+                    <a:stretch>
+                      <a:fillRect/>
+                    </a:stretch>
+                  </pic:blipFill>
+                  <pic:spPr>
+                    <a:xfrm>
+                      <a:off x="0" y="0"/>
+                      <a:ext cx="1574615" cy="3275704"/>
+                    </a:xfrm>
+                    <a:prstGeom prst="rect">
+                      <a:avLst/>
+                    </a:prstGeom>
+                  </pic:spPr>
+                </pic:pic>
+              </a:graphicData>
+            </a:graphic>
+          </wp:inline>
+        </w:drawing>
+      </w:r>
+      <w:r>
+        <w:drawing>
+          <wp:inline distT="0" distB="0" distL="0" distR="0" wp14:anchorId="7EF9ABB3" wp14:editId="78702035">
+            <wp:extent cx="1514400" cy="3246755"/>
+            <wp:effectExtent l="0" t="0" r="0" b="0"/>
+            <wp:docPr id="1939645007" name="Imagem 1"/>
+            <wp:cNvGraphicFramePr>
+              <a:graphicFrameLocks xmlns:a="http://schemas.openxmlformats.org/drawingml/2006/main" noChangeAspect="1"/>
+            </wp:cNvGraphicFramePr>
+            <a:graphic xmlns:a="http://schemas.openxmlformats.org/drawingml/2006/main">
+              <a:graphicData uri="http://schemas.openxmlformats.org/drawingml/2006/picture">
+                <pic:pic xmlns:pic="http://schemas.openxmlformats.org/drawingml/2006/picture">
+                  <pic:nvPicPr>
+                    <pic:cNvPr id="1939645007" name=""/>
+                    <pic:cNvPicPr/>
+                  </pic:nvPicPr>
+                  <pic:blipFill>
+                    <a:blip r:embed="rId15"/>
+                    <a:stretch>
+                      <a:fillRect/>
+                    </a:stretch>
+                  </pic:blipFill>
+                  <pic:spPr>
+                    <a:xfrm>
+                      <a:off x="0" y="0"/>
+                      <a:ext cx="1523888" cy="3267095"/>
+                    </a:xfrm>
+                    <a:prstGeom prst="rect">
+                      <a:avLst/>
+                    </a:prstGeom>
+                  </pic:spPr>
+                </pic:pic>
+              </a:graphicData>
+            </a:graphic>
+          </wp:inline>
+        </w:drawing>
+      </w:r>
+      <w:r>
+        <w:drawing>
+          <wp:inline distT="0" distB="0" distL="0" distR="0" wp14:anchorId="527F3E32" wp14:editId="2EBE02B4">
+            <wp:extent cx="999928" cy="3143885"/>
+            <wp:effectExtent l="0" t="0" r="0" b="0"/>
+            <wp:docPr id="1725773789" name="Imagem 1"/>
+            <wp:cNvGraphicFramePr>
+              <a:graphicFrameLocks xmlns:a="http://schemas.openxmlformats.org/drawingml/2006/main" noChangeAspect="1"/>
+            </wp:cNvGraphicFramePr>
+            <a:graphic xmlns:a="http://schemas.openxmlformats.org/drawingml/2006/main">
+              <a:graphicData uri="http://schemas.openxmlformats.org/drawingml/2006/picture">
+                <pic:pic xmlns:pic="http://schemas.openxmlformats.org/drawingml/2006/picture">
+                  <pic:nvPicPr>
+                    <pic:cNvPr id="1725773789" name=""/>
+                    <pic:cNvPicPr/>
+                  </pic:nvPicPr>
+                  <pic:blipFill>
+                    <a:blip r:embed="rId16"/>
+                    <a:stretch>
+                      <a:fillRect/>
+                    </a:stretch>
+                  </pic:blipFill>
+                  <pic:spPr>
+                    <a:xfrm>
+                      <a:off x="0" y="0"/>
+                      <a:ext cx="1006327" cy="3164004"/>
+                    </a:xfrm>
+                    <a:prstGeom prst="rect">
+                      <a:avLst/>
+                    </a:prstGeom>
+                  </pic:spPr>
+                </pic:pic>
+              </a:graphicData>
+            </a:graphic>
+          </wp:inline>
+        </w:drawing>
+      </w:r>
+      <w:r>
+        <w:drawing>
+          <wp:inline distT="0" distB="0" distL="0" distR="0" wp14:anchorId="79BD5247" wp14:editId="4AB11ED6">
+            <wp:extent cx="1104900" cy="3136830"/>
+            <wp:effectExtent l="0" t="0" r="0" b="6985"/>
+            <wp:docPr id="356716528" name="Imagem 1"/>
+            <wp:cNvGraphicFramePr>
+              <a:graphicFrameLocks xmlns:a="http://schemas.openxmlformats.org/drawingml/2006/main" noChangeAspect="1"/>
+            </wp:cNvGraphicFramePr>
+            <a:graphic xmlns:a="http://schemas.openxmlformats.org/drawingml/2006/main">
+              <a:graphicData uri="http://schemas.openxmlformats.org/drawingml/2006/picture">
+                <pic:pic xmlns:pic="http://schemas.openxmlformats.org/drawingml/2006/picture">
+                  <pic:nvPicPr>
+                    <pic:cNvPr id="1327655015" name=""/>
+                    <pic:cNvPicPr/>
+                  </pic:nvPicPr>
+                  <pic:blipFill>
+                    <a:blip r:embed="rId17"/>
+                    <a:stretch>
+                      <a:fillRect/>
+                    </a:stretch>
+                  </pic:blipFill>
+                  <pic:spPr>
+                    <a:xfrm>
+                      <a:off x="0" y="0"/>
+                      <a:ext cx="1105298" cy="3137960"/>
+                    </a:xfrm>
+                    <a:prstGeom prst="rect">
+                      <a:avLst/>
+                    </a:prstGeom>
+                  </pic:spPr>
+                </pic:pic>
+              </a:graphicData>
+            </a:graphic>
+          </wp:inline>
+        </w:drawing>
+      </w:r>
+      <w:r>
+        <w:drawing>
+          <wp:inline distT="0" distB="0" distL="0" distR="0" wp14:anchorId="5C15CD61" wp14:editId="3E15EA00">
+            <wp:extent cx="1485900" cy="2387600"/>
+            <wp:effectExtent l="0" t="0" r="0" b="0"/>
+            <wp:docPr id="358965114" name="Imagem 1"/>
+            <wp:cNvGraphicFramePr>
+              <a:graphicFrameLocks xmlns:a="http://schemas.openxmlformats.org/drawingml/2006/main" noChangeAspect="1"/>
+            </wp:cNvGraphicFramePr>
+            <a:graphic xmlns:a="http://schemas.openxmlformats.org/drawingml/2006/main">
+              <a:graphicData uri="http://schemas.openxmlformats.org/drawingml/2006/picture">
+                <pic:pic xmlns:pic="http://schemas.openxmlformats.org/drawingml/2006/picture">
+                  <pic:nvPicPr>
+                    <pic:cNvPr id="358965114" name=""/>
+                    <pic:cNvPicPr/>
+                  </pic:nvPicPr>
+                  <pic:blipFill>
+                    <a:blip r:embed="rId18"/>
+                    <a:stretch>
+                      <a:fillRect/>
+                    </a:stretch>
+                  </pic:blipFill>
+                  <pic:spPr>
+                    <a:xfrm>
+                      <a:off x="0" y="0"/>
+                      <a:ext cx="1488017" cy="2391002"/>
+                    </a:xfrm>
+                    <a:prstGeom prst="rect">
+                      <a:avLst/>
+                    </a:prstGeom>
+                  </pic:spPr>
+                </pic:pic>
+              </a:graphicData>
+            </a:graphic>
+          </wp:inline>
+        </w:drawing>
+      </w:r>
+    </w:p>
+    <w:p>
+      <w:pPr>
+        <w:rPr>
+          <w:rFonts w:ascii="Segoe UI Emoji" w:hAnsi="Segoe UI Emoji" w:cs="Segoe UI Emoji"/>
+          <w:b/>
+          <w:bCs/>
+        </w:rPr>
+      </w:pPr>
+    </w:p>
+    <w:p>
+      <w:pPr>
+        <w:rPr>
+          <w:rFonts w:ascii="Segoe UI Emoji" w:hAnsi="Segoe UI Emoji" w:cs="Segoe UI Emoji"/>
+          <w:b/>
+          <w:bCs/>
+        </w:rPr>
+      </w:pPr>
+    </w:p>
+    <w:p>
+      <w:pPr>
+        <w:rPr>
+          <w:rFonts w:ascii="Segoe UI Emoji" w:hAnsi="Segoe UI Emoji" w:cs="Segoe UI Emoji"/>
+          <w:b/>
+          <w:bCs/>
+        </w:rPr>
+      </w:pPr>
+    </w:p>
+    <w:p>
+      <w:pPr>
+        <w:rPr>
+          <w:rFonts w:ascii="Segoe UI Emoji" w:hAnsi="Segoe UI Emoji" w:cs="Segoe UI Emoji"/>
+          <w:b/>
+          <w:bCs/>
+        </w:rPr>
+      </w:pPr>
+    </w:p>
+    <w:p>
+      <w:pPr>
+        <w:rPr>
+          <w:rFonts w:ascii="Segoe UI Emoji" w:hAnsi="Segoe UI Emoji" w:cs="Segoe UI Emoji"/>
+          <w:b/>
+          <w:bCs/>
+        </w:rPr>
+      </w:pPr>
+    </w:p>
+    <w:p>
+      <w:pPr>
+        <w:rPr>
+          <w:rFonts w:ascii="Segoe UI Emoji" w:hAnsi="Segoe UI Emoji" w:cs="Segoe UI Emoji"/>
+          <w:b/>
+          <w:bCs/>
+        </w:rPr>
+      </w:pPr>
+    </w:p>
+    <w:p>
+      <w:pPr>
+        <w:rPr>
+          <w:rFonts w:ascii="Segoe UI Emoji" w:hAnsi="Segoe UI Emoji" w:cs="Segoe UI Emoji"/>
+          <w:b/>
+          <w:bCs/>
+        </w:rPr>
+      </w:pPr>
+    </w:p>
+    <w:p>
+      <w:pPr>
+        <w:rPr>
+          <w:rFonts w:ascii="Segoe UI Emoji" w:hAnsi="Segoe UI Emoji" w:cs="Segoe UI Emoji"/>
+          <w:b/>
+          <w:bCs/>
+        </w:rPr>
+      </w:pPr>
+    </w:p>
+    <w:p>
+      <w:pPr>
+        <w:rPr>
+          <w:rFonts w:ascii="Segoe UI Emoji" w:hAnsi="Segoe UI Emoji" w:cs="Segoe UI Emoji"/>
+          <w:b/>
+          <w:bCs/>
+        </w:rPr>
+      </w:pPr>
+    </w:p>
+    <w:p>
+      <w:pPr>
+        <w:rPr>
+          <w:b/>
+          <w:bCs/>
+        </w:rPr>
+      </w:pPr>
+      <w:proofErr w:type="spellStart"/>
+      <w:r>
+        <w:rPr>
+          <w:b/>
+          <w:bCs/>
+        </w:rPr>
+        <w:t>Frontend</w:t>
+      </w:r>
+      <w:proofErr w:type="spellEnd"/>
+    </w:p>
+    <w:p>
+      <w:r>
+        <w:t>A interface da aplicação foi concebida com o objetivo de proporcionar uma navegação simples e intuitiva ao utilizador. Foram definidos os principais fluxos de utilização e identificadas as tarefas mais relevantes.</w:t>
+      </w:r>
+    </w:p>
+    <w:p>
+      <w:r>
+        <w:t xml:space="preserve">Os </w:t>
+      </w:r>
+      <w:proofErr w:type="spellStart"/>
+      <w:r>
+        <w:t>wireframes</w:t>
+      </w:r>
+      <w:proofErr w:type="spellEnd"/>
+      <w:r>
+        <w:t xml:space="preserve"> desenvolvidos representam a estrutura visual das principais páginas da aplicação, incluindo o mapa de tráfego, a visualização de dados e a simulação de </w:t>
+      </w:r>
+    </w:p>
     <w:p/>
+    <w:p/>
+    <w:p>
+      <w:r>
+        <w:t>incidentes. Estes protótipos permitem compreender a organização dos elementos da interface e a interação do utilizador com o sistema (ver Apêndice C).</w:t>
+      </w:r>
+    </w:p>
     <w:p/>
     <w:p/>
     <w:p/>
     <w:p/>
     <w:p/>
     <w:sectPr>
-      <w:headerReference w:type="default" r:id="rId10"/>
+      <w:headerReference w:type="default" r:id="rId19"/>
       <w:pgSz w:w="11906" w:h="16838"/>
       <w:pgMar w:top="1417" w:right="1701" w:bottom="1417" w:left="1701" w:header="708" w:footer="708" w:gutter="0"/>
       <w:cols w:space="708"/>
@@ -4138,6 +4898,304 @@
     </w:lvl>
   </w:abstractNum>
   <w:abstractNum w:abstractNumId="1" w15:restartNumberingAfterBreak="0">
+    <w:nsid w:val="0C52580E"/>
+    <w:multiLevelType w:val="multilevel"/>
+    <w:tmpl w:val="C248BE60"/>
+    <w:lvl w:ilvl="0">
+      <w:start w:val="1"/>
+      <w:numFmt w:val="bullet"/>
+      <w:lvlText w:val=""/>
+      <w:lvlJc w:val="left"/>
+      <w:pPr>
+        <w:tabs>
+          <w:tab w:val="num" w:pos="720"/>
+        </w:tabs>
+        <w:ind w:left="720" w:hanging="360"/>
+      </w:pPr>
+      <w:rPr>
+        <w:rFonts w:ascii="Symbol" w:hAnsi="Symbol" w:hint="default"/>
+        <w:sz w:val="20"/>
+      </w:rPr>
+    </w:lvl>
+    <w:lvl w:ilvl="1" w:tentative="1">
+      <w:start w:val="1"/>
+      <w:numFmt w:val="bullet"/>
+      <w:lvlText w:val="o"/>
+      <w:lvlJc w:val="left"/>
+      <w:pPr>
+        <w:tabs>
+          <w:tab w:val="num" w:pos="1440"/>
+        </w:tabs>
+        <w:ind w:left="1440" w:hanging="360"/>
+      </w:pPr>
+      <w:rPr>
+        <w:rFonts w:ascii="Courier New" w:hAnsi="Courier New" w:hint="default"/>
+        <w:sz w:val="20"/>
+      </w:rPr>
+    </w:lvl>
+    <w:lvl w:ilvl="2" w:tentative="1">
+      <w:start w:val="1"/>
+      <w:numFmt w:val="bullet"/>
+      <w:lvlText w:val=""/>
+      <w:lvlJc w:val="left"/>
+      <w:pPr>
+        <w:tabs>
+          <w:tab w:val="num" w:pos="2160"/>
+        </w:tabs>
+        <w:ind w:left="2160" w:hanging="360"/>
+      </w:pPr>
+      <w:rPr>
+        <w:rFonts w:ascii="Wingdings" w:hAnsi="Wingdings" w:hint="default"/>
+        <w:sz w:val="20"/>
+      </w:rPr>
+    </w:lvl>
+    <w:lvl w:ilvl="3" w:tentative="1">
+      <w:start w:val="1"/>
+      <w:numFmt w:val="bullet"/>
+      <w:lvlText w:val=""/>
+      <w:lvlJc w:val="left"/>
+      <w:pPr>
+        <w:tabs>
+          <w:tab w:val="num" w:pos="2880"/>
+        </w:tabs>
+        <w:ind w:left="2880" w:hanging="360"/>
+      </w:pPr>
+      <w:rPr>
+        <w:rFonts w:ascii="Wingdings" w:hAnsi="Wingdings" w:hint="default"/>
+        <w:sz w:val="20"/>
+      </w:rPr>
+    </w:lvl>
+    <w:lvl w:ilvl="4" w:tentative="1">
+      <w:start w:val="1"/>
+      <w:numFmt w:val="bullet"/>
+      <w:lvlText w:val=""/>
+      <w:lvlJc w:val="left"/>
+      <w:pPr>
+        <w:tabs>
+          <w:tab w:val="num" w:pos="3600"/>
+        </w:tabs>
+        <w:ind w:left="3600" w:hanging="360"/>
+      </w:pPr>
+      <w:rPr>
+        <w:rFonts w:ascii="Wingdings" w:hAnsi="Wingdings" w:hint="default"/>
+        <w:sz w:val="20"/>
+      </w:rPr>
+    </w:lvl>
+    <w:lvl w:ilvl="5" w:tentative="1">
+      <w:start w:val="1"/>
+      <w:numFmt w:val="bullet"/>
+      <w:lvlText w:val=""/>
+      <w:lvlJc w:val="left"/>
+      <w:pPr>
+        <w:tabs>
+          <w:tab w:val="num" w:pos="4320"/>
+        </w:tabs>
+        <w:ind w:left="4320" w:hanging="360"/>
+      </w:pPr>
+      <w:rPr>
+        <w:rFonts w:ascii="Wingdings" w:hAnsi="Wingdings" w:hint="default"/>
+        <w:sz w:val="20"/>
+      </w:rPr>
+    </w:lvl>
+    <w:lvl w:ilvl="6" w:tentative="1">
+      <w:start w:val="1"/>
+      <w:numFmt w:val="bullet"/>
+      <w:lvlText w:val=""/>
+      <w:lvlJc w:val="left"/>
+      <w:pPr>
+        <w:tabs>
+          <w:tab w:val="num" w:pos="5040"/>
+        </w:tabs>
+        <w:ind w:left="5040" w:hanging="360"/>
+      </w:pPr>
+      <w:rPr>
+        <w:rFonts w:ascii="Wingdings" w:hAnsi="Wingdings" w:hint="default"/>
+        <w:sz w:val="20"/>
+      </w:rPr>
+    </w:lvl>
+    <w:lvl w:ilvl="7" w:tentative="1">
+      <w:start w:val="1"/>
+      <w:numFmt w:val="bullet"/>
+      <w:lvlText w:val=""/>
+      <w:lvlJc w:val="left"/>
+      <w:pPr>
+        <w:tabs>
+          <w:tab w:val="num" w:pos="5760"/>
+        </w:tabs>
+        <w:ind w:left="5760" w:hanging="360"/>
+      </w:pPr>
+      <w:rPr>
+        <w:rFonts w:ascii="Wingdings" w:hAnsi="Wingdings" w:hint="default"/>
+        <w:sz w:val="20"/>
+      </w:rPr>
+    </w:lvl>
+    <w:lvl w:ilvl="8" w:tentative="1">
+      <w:start w:val="1"/>
+      <w:numFmt w:val="bullet"/>
+      <w:lvlText w:val=""/>
+      <w:lvlJc w:val="left"/>
+      <w:pPr>
+        <w:tabs>
+          <w:tab w:val="num" w:pos="6480"/>
+        </w:tabs>
+        <w:ind w:left="6480" w:hanging="360"/>
+      </w:pPr>
+      <w:rPr>
+        <w:rFonts w:ascii="Wingdings" w:hAnsi="Wingdings" w:hint="default"/>
+        <w:sz w:val="20"/>
+      </w:rPr>
+    </w:lvl>
+  </w:abstractNum>
+  <w:abstractNum w:abstractNumId="2" w15:restartNumberingAfterBreak="0">
+    <w:nsid w:val="13624B5C"/>
+    <w:multiLevelType w:val="multilevel"/>
+    <w:tmpl w:val="B720E188"/>
+    <w:lvl w:ilvl="0">
+      <w:start w:val="1"/>
+      <w:numFmt w:val="bullet"/>
+      <w:lvlText w:val=""/>
+      <w:lvlJc w:val="left"/>
+      <w:pPr>
+        <w:tabs>
+          <w:tab w:val="num" w:pos="720"/>
+        </w:tabs>
+        <w:ind w:left="720" w:hanging="360"/>
+      </w:pPr>
+      <w:rPr>
+        <w:rFonts w:ascii="Symbol" w:hAnsi="Symbol" w:hint="default"/>
+        <w:sz w:val="20"/>
+      </w:rPr>
+    </w:lvl>
+    <w:lvl w:ilvl="1" w:tentative="1">
+      <w:start w:val="1"/>
+      <w:numFmt w:val="bullet"/>
+      <w:lvlText w:val="o"/>
+      <w:lvlJc w:val="left"/>
+      <w:pPr>
+        <w:tabs>
+          <w:tab w:val="num" w:pos="1440"/>
+        </w:tabs>
+        <w:ind w:left="1440" w:hanging="360"/>
+      </w:pPr>
+      <w:rPr>
+        <w:rFonts w:ascii="Courier New" w:hAnsi="Courier New" w:hint="default"/>
+        <w:sz w:val="20"/>
+      </w:rPr>
+    </w:lvl>
+    <w:lvl w:ilvl="2" w:tentative="1">
+      <w:start w:val="1"/>
+      <w:numFmt w:val="bullet"/>
+      <w:lvlText w:val=""/>
+      <w:lvlJc w:val="left"/>
+      <w:pPr>
+        <w:tabs>
+          <w:tab w:val="num" w:pos="2160"/>
+        </w:tabs>
+        <w:ind w:left="2160" w:hanging="360"/>
+      </w:pPr>
+      <w:rPr>
+        <w:rFonts w:ascii="Wingdings" w:hAnsi="Wingdings" w:hint="default"/>
+        <w:sz w:val="20"/>
+      </w:rPr>
+    </w:lvl>
+    <w:lvl w:ilvl="3" w:tentative="1">
+      <w:start w:val="1"/>
+      <w:numFmt w:val="bullet"/>
+      <w:lvlText w:val=""/>
+      <w:lvlJc w:val="left"/>
+      <w:pPr>
+        <w:tabs>
+          <w:tab w:val="num" w:pos="2880"/>
+        </w:tabs>
+        <w:ind w:left="2880" w:hanging="360"/>
+      </w:pPr>
+      <w:rPr>
+        <w:rFonts w:ascii="Wingdings" w:hAnsi="Wingdings" w:hint="default"/>
+        <w:sz w:val="20"/>
+      </w:rPr>
+    </w:lvl>
+    <w:lvl w:ilvl="4" w:tentative="1">
+      <w:start w:val="1"/>
+      <w:numFmt w:val="bullet"/>
+      <w:lvlText w:val=""/>
+      <w:lvlJc w:val="left"/>
+      <w:pPr>
+        <w:tabs>
+          <w:tab w:val="num" w:pos="3600"/>
+        </w:tabs>
+        <w:ind w:left="3600" w:hanging="360"/>
+      </w:pPr>
+      <w:rPr>
+        <w:rFonts w:ascii="Wingdings" w:hAnsi="Wingdings" w:hint="default"/>
+        <w:sz w:val="20"/>
+      </w:rPr>
+    </w:lvl>
+    <w:lvl w:ilvl="5" w:tentative="1">
+      <w:start w:val="1"/>
+      <w:numFmt w:val="bullet"/>
+      <w:lvlText w:val=""/>
+      <w:lvlJc w:val="left"/>
+      <w:pPr>
+        <w:tabs>
+          <w:tab w:val="num" w:pos="4320"/>
+        </w:tabs>
+        <w:ind w:left="4320" w:hanging="360"/>
+      </w:pPr>
+      <w:rPr>
+        <w:rFonts w:ascii="Wingdings" w:hAnsi="Wingdings" w:hint="default"/>
+        <w:sz w:val="20"/>
+      </w:rPr>
+    </w:lvl>
+    <w:lvl w:ilvl="6" w:tentative="1">
+      <w:start w:val="1"/>
+      <w:numFmt w:val="bullet"/>
+      <w:lvlText w:val=""/>
+      <w:lvlJc w:val="left"/>
+      <w:pPr>
+        <w:tabs>
+          <w:tab w:val="num" w:pos="5040"/>
+        </w:tabs>
+        <w:ind w:left="5040" w:hanging="360"/>
+      </w:pPr>
+      <w:rPr>
+        <w:rFonts w:ascii="Wingdings" w:hAnsi="Wingdings" w:hint="default"/>
+        <w:sz w:val="20"/>
+      </w:rPr>
+    </w:lvl>
+    <w:lvl w:ilvl="7" w:tentative="1">
+      <w:start w:val="1"/>
+      <w:numFmt w:val="bullet"/>
+      <w:lvlText w:val=""/>
+      <w:lvlJc w:val="left"/>
+      <w:pPr>
+        <w:tabs>
+          <w:tab w:val="num" w:pos="5760"/>
+        </w:tabs>
+        <w:ind w:left="5760" w:hanging="360"/>
+      </w:pPr>
+      <w:rPr>
+        <w:rFonts w:ascii="Wingdings" w:hAnsi="Wingdings" w:hint="default"/>
+        <w:sz w:val="20"/>
+      </w:rPr>
+    </w:lvl>
+    <w:lvl w:ilvl="8" w:tentative="1">
+      <w:start w:val="1"/>
+      <w:numFmt w:val="bullet"/>
+      <w:lvlText w:val=""/>
+      <w:lvlJc w:val="left"/>
+      <w:pPr>
+        <w:tabs>
+          <w:tab w:val="num" w:pos="6480"/>
+        </w:tabs>
+        <w:ind w:left="6480" w:hanging="360"/>
+      </w:pPr>
+      <w:rPr>
+        <w:rFonts w:ascii="Wingdings" w:hAnsi="Wingdings" w:hint="default"/>
+        <w:sz w:val="20"/>
+      </w:rPr>
+    </w:lvl>
+  </w:abstractNum>
+  <w:abstractNum w:abstractNumId="3" w15:restartNumberingAfterBreak="0">
     <w:nsid w:val="17D33415"/>
     <w:multiLevelType w:val="multilevel"/>
     <w:tmpl w:val="AB882F40"/>
@@ -4286,7 +5344,7 @@
       </w:rPr>
     </w:lvl>
   </w:abstractNum>
-  <w:abstractNum w:abstractNumId="2" w15:restartNumberingAfterBreak="0">
+  <w:abstractNum w:abstractNumId="4" w15:restartNumberingAfterBreak="0">
     <w:nsid w:val="27DC6987"/>
     <w:multiLevelType w:val="multilevel"/>
     <w:tmpl w:val="7618D426"/>
@@ -4435,7 +5493,7 @@
       </w:rPr>
     </w:lvl>
   </w:abstractNum>
-  <w:abstractNum w:abstractNumId="3" w15:restartNumberingAfterBreak="0">
+  <w:abstractNum w:abstractNumId="5" w15:restartNumberingAfterBreak="0">
     <w:nsid w:val="2836667F"/>
     <w:multiLevelType w:val="multilevel"/>
     <w:tmpl w:val="DC14746A"/>
@@ -4584,7 +5642,156 @@
       </w:rPr>
     </w:lvl>
   </w:abstractNum>
-  <w:abstractNum w:abstractNumId="4" w15:restartNumberingAfterBreak="0">
+  <w:abstractNum w:abstractNumId="6" w15:restartNumberingAfterBreak="0">
+    <w:nsid w:val="2D875CEB"/>
+    <w:multiLevelType w:val="multilevel"/>
+    <w:tmpl w:val="EFF2C97A"/>
+    <w:lvl w:ilvl="0">
+      <w:start w:val="1"/>
+      <w:numFmt w:val="bullet"/>
+      <w:lvlText w:val=""/>
+      <w:lvlJc w:val="left"/>
+      <w:pPr>
+        <w:tabs>
+          <w:tab w:val="num" w:pos="720"/>
+        </w:tabs>
+        <w:ind w:left="720" w:hanging="360"/>
+      </w:pPr>
+      <w:rPr>
+        <w:rFonts w:ascii="Symbol" w:hAnsi="Symbol" w:hint="default"/>
+        <w:sz w:val="20"/>
+      </w:rPr>
+    </w:lvl>
+    <w:lvl w:ilvl="1">
+      <w:start w:val="1"/>
+      <w:numFmt w:val="bullet"/>
+      <w:lvlText w:val="o"/>
+      <w:lvlJc w:val="left"/>
+      <w:pPr>
+        <w:tabs>
+          <w:tab w:val="num" w:pos="1440"/>
+        </w:tabs>
+        <w:ind w:left="1440" w:hanging="360"/>
+      </w:pPr>
+      <w:rPr>
+        <w:rFonts w:ascii="Courier New" w:hAnsi="Courier New" w:hint="default"/>
+        <w:sz w:val="20"/>
+      </w:rPr>
+    </w:lvl>
+    <w:lvl w:ilvl="2" w:tentative="1">
+      <w:start w:val="1"/>
+      <w:numFmt w:val="bullet"/>
+      <w:lvlText w:val=""/>
+      <w:lvlJc w:val="left"/>
+      <w:pPr>
+        <w:tabs>
+          <w:tab w:val="num" w:pos="2160"/>
+        </w:tabs>
+        <w:ind w:left="2160" w:hanging="360"/>
+      </w:pPr>
+      <w:rPr>
+        <w:rFonts w:ascii="Wingdings" w:hAnsi="Wingdings" w:hint="default"/>
+        <w:sz w:val="20"/>
+      </w:rPr>
+    </w:lvl>
+    <w:lvl w:ilvl="3" w:tentative="1">
+      <w:start w:val="1"/>
+      <w:numFmt w:val="bullet"/>
+      <w:lvlText w:val=""/>
+      <w:lvlJc w:val="left"/>
+      <w:pPr>
+        <w:tabs>
+          <w:tab w:val="num" w:pos="2880"/>
+        </w:tabs>
+        <w:ind w:left="2880" w:hanging="360"/>
+      </w:pPr>
+      <w:rPr>
+        <w:rFonts w:ascii="Wingdings" w:hAnsi="Wingdings" w:hint="default"/>
+        <w:sz w:val="20"/>
+      </w:rPr>
+    </w:lvl>
+    <w:lvl w:ilvl="4" w:tentative="1">
+      <w:start w:val="1"/>
+      <w:numFmt w:val="bullet"/>
+      <w:lvlText w:val=""/>
+      <w:lvlJc w:val="left"/>
+      <w:pPr>
+        <w:tabs>
+          <w:tab w:val="num" w:pos="3600"/>
+        </w:tabs>
+        <w:ind w:left="3600" w:hanging="360"/>
+      </w:pPr>
+      <w:rPr>
+        <w:rFonts w:ascii="Wingdings" w:hAnsi="Wingdings" w:hint="default"/>
+        <w:sz w:val="20"/>
+      </w:rPr>
+    </w:lvl>
+    <w:lvl w:ilvl="5" w:tentative="1">
+      <w:start w:val="1"/>
+      <w:numFmt w:val="bullet"/>
+      <w:lvlText w:val=""/>
+      <w:lvlJc w:val="left"/>
+      <w:pPr>
+        <w:tabs>
+          <w:tab w:val="num" w:pos="4320"/>
+        </w:tabs>
+        <w:ind w:left="4320" w:hanging="360"/>
+      </w:pPr>
+      <w:rPr>
+        <w:rFonts w:ascii="Wingdings" w:hAnsi="Wingdings" w:hint="default"/>
+        <w:sz w:val="20"/>
+      </w:rPr>
+    </w:lvl>
+    <w:lvl w:ilvl="6" w:tentative="1">
+      <w:start w:val="1"/>
+      <w:numFmt w:val="bullet"/>
+      <w:lvlText w:val=""/>
+      <w:lvlJc w:val="left"/>
+      <w:pPr>
+        <w:tabs>
+          <w:tab w:val="num" w:pos="5040"/>
+        </w:tabs>
+        <w:ind w:left="5040" w:hanging="360"/>
+      </w:pPr>
+      <w:rPr>
+        <w:rFonts w:ascii="Wingdings" w:hAnsi="Wingdings" w:hint="default"/>
+        <w:sz w:val="20"/>
+      </w:rPr>
+    </w:lvl>
+    <w:lvl w:ilvl="7" w:tentative="1">
+      <w:start w:val="1"/>
+      <w:numFmt w:val="bullet"/>
+      <w:lvlText w:val=""/>
+      <w:lvlJc w:val="left"/>
+      <w:pPr>
+        <w:tabs>
+          <w:tab w:val="num" w:pos="5760"/>
+        </w:tabs>
+        <w:ind w:left="5760" w:hanging="360"/>
+      </w:pPr>
+      <w:rPr>
+        <w:rFonts w:ascii="Wingdings" w:hAnsi="Wingdings" w:hint="default"/>
+        <w:sz w:val="20"/>
+      </w:rPr>
+    </w:lvl>
+    <w:lvl w:ilvl="8" w:tentative="1">
+      <w:start w:val="1"/>
+      <w:numFmt w:val="bullet"/>
+      <w:lvlText w:val=""/>
+      <w:lvlJc w:val="left"/>
+      <w:pPr>
+        <w:tabs>
+          <w:tab w:val="num" w:pos="6480"/>
+        </w:tabs>
+        <w:ind w:left="6480" w:hanging="360"/>
+      </w:pPr>
+      <w:rPr>
+        <w:rFonts w:ascii="Wingdings" w:hAnsi="Wingdings" w:hint="default"/>
+        <w:sz w:val="20"/>
+      </w:rPr>
+    </w:lvl>
+  </w:abstractNum>
+  <w:abstractNum w:abstractNumId="7" w15:restartNumberingAfterBreak="0">
     <w:nsid w:val="3419522B"/>
     <w:multiLevelType w:val="hybridMultilevel"/>
     <w:tmpl w:val="EFE25934"/>
@@ -4697,7 +5904,7 @@
       </w:rPr>
     </w:lvl>
   </w:abstractNum>
-  <w:abstractNum w:abstractNumId="5" w15:restartNumberingAfterBreak="0">
+  <w:abstractNum w:abstractNumId="8" w15:restartNumberingAfterBreak="0">
     <w:nsid w:val="374D3F75"/>
     <w:multiLevelType w:val="hybridMultilevel"/>
     <w:tmpl w:val="EB049612"/>
@@ -4810,7 +6017,305 @@
       </w:rPr>
     </w:lvl>
   </w:abstractNum>
-  <w:abstractNum w:abstractNumId="6" w15:restartNumberingAfterBreak="0">
+  <w:abstractNum w:abstractNumId="9" w15:restartNumberingAfterBreak="0">
+    <w:nsid w:val="376B3686"/>
+    <w:multiLevelType w:val="multilevel"/>
+    <w:tmpl w:val="F9A4BDAC"/>
+    <w:lvl w:ilvl="0">
+      <w:start w:val="1"/>
+      <w:numFmt w:val="bullet"/>
+      <w:lvlText w:val=""/>
+      <w:lvlJc w:val="left"/>
+      <w:pPr>
+        <w:tabs>
+          <w:tab w:val="num" w:pos="720"/>
+        </w:tabs>
+        <w:ind w:left="720" w:hanging="360"/>
+      </w:pPr>
+      <w:rPr>
+        <w:rFonts w:ascii="Symbol" w:hAnsi="Symbol" w:hint="default"/>
+        <w:sz w:val="20"/>
+      </w:rPr>
+    </w:lvl>
+    <w:lvl w:ilvl="1" w:tentative="1">
+      <w:start w:val="1"/>
+      <w:numFmt w:val="bullet"/>
+      <w:lvlText w:val="o"/>
+      <w:lvlJc w:val="left"/>
+      <w:pPr>
+        <w:tabs>
+          <w:tab w:val="num" w:pos="1440"/>
+        </w:tabs>
+        <w:ind w:left="1440" w:hanging="360"/>
+      </w:pPr>
+      <w:rPr>
+        <w:rFonts w:ascii="Courier New" w:hAnsi="Courier New" w:hint="default"/>
+        <w:sz w:val="20"/>
+      </w:rPr>
+    </w:lvl>
+    <w:lvl w:ilvl="2" w:tentative="1">
+      <w:start w:val="1"/>
+      <w:numFmt w:val="bullet"/>
+      <w:lvlText w:val=""/>
+      <w:lvlJc w:val="left"/>
+      <w:pPr>
+        <w:tabs>
+          <w:tab w:val="num" w:pos="2160"/>
+        </w:tabs>
+        <w:ind w:left="2160" w:hanging="360"/>
+      </w:pPr>
+      <w:rPr>
+        <w:rFonts w:ascii="Wingdings" w:hAnsi="Wingdings" w:hint="default"/>
+        <w:sz w:val="20"/>
+      </w:rPr>
+    </w:lvl>
+    <w:lvl w:ilvl="3" w:tentative="1">
+      <w:start w:val="1"/>
+      <w:numFmt w:val="bullet"/>
+      <w:lvlText w:val=""/>
+      <w:lvlJc w:val="left"/>
+      <w:pPr>
+        <w:tabs>
+          <w:tab w:val="num" w:pos="2880"/>
+        </w:tabs>
+        <w:ind w:left="2880" w:hanging="360"/>
+      </w:pPr>
+      <w:rPr>
+        <w:rFonts w:ascii="Wingdings" w:hAnsi="Wingdings" w:hint="default"/>
+        <w:sz w:val="20"/>
+      </w:rPr>
+    </w:lvl>
+    <w:lvl w:ilvl="4" w:tentative="1">
+      <w:start w:val="1"/>
+      <w:numFmt w:val="bullet"/>
+      <w:lvlText w:val=""/>
+      <w:lvlJc w:val="left"/>
+      <w:pPr>
+        <w:tabs>
+          <w:tab w:val="num" w:pos="3600"/>
+        </w:tabs>
+        <w:ind w:left="3600" w:hanging="360"/>
+      </w:pPr>
+      <w:rPr>
+        <w:rFonts w:ascii="Wingdings" w:hAnsi="Wingdings" w:hint="default"/>
+        <w:sz w:val="20"/>
+      </w:rPr>
+    </w:lvl>
+    <w:lvl w:ilvl="5" w:tentative="1">
+      <w:start w:val="1"/>
+      <w:numFmt w:val="bullet"/>
+      <w:lvlText w:val=""/>
+      <w:lvlJc w:val="left"/>
+      <w:pPr>
+        <w:tabs>
+          <w:tab w:val="num" w:pos="4320"/>
+        </w:tabs>
+        <w:ind w:left="4320" w:hanging="360"/>
+      </w:pPr>
+      <w:rPr>
+        <w:rFonts w:ascii="Wingdings" w:hAnsi="Wingdings" w:hint="default"/>
+        <w:sz w:val="20"/>
+      </w:rPr>
+    </w:lvl>
+    <w:lvl w:ilvl="6" w:tentative="1">
+      <w:start w:val="1"/>
+      <w:numFmt w:val="bullet"/>
+      <w:lvlText w:val=""/>
+      <w:lvlJc w:val="left"/>
+      <w:pPr>
+        <w:tabs>
+          <w:tab w:val="num" w:pos="5040"/>
+        </w:tabs>
+        <w:ind w:left="5040" w:hanging="360"/>
+      </w:pPr>
+      <w:rPr>
+        <w:rFonts w:ascii="Wingdings" w:hAnsi="Wingdings" w:hint="default"/>
+        <w:sz w:val="20"/>
+      </w:rPr>
+    </w:lvl>
+    <w:lvl w:ilvl="7" w:tentative="1">
+      <w:start w:val="1"/>
+      <w:numFmt w:val="bullet"/>
+      <w:lvlText w:val=""/>
+      <w:lvlJc w:val="left"/>
+      <w:pPr>
+        <w:tabs>
+          <w:tab w:val="num" w:pos="5760"/>
+        </w:tabs>
+        <w:ind w:left="5760" w:hanging="360"/>
+      </w:pPr>
+      <w:rPr>
+        <w:rFonts w:ascii="Wingdings" w:hAnsi="Wingdings" w:hint="default"/>
+        <w:sz w:val="20"/>
+      </w:rPr>
+    </w:lvl>
+    <w:lvl w:ilvl="8" w:tentative="1">
+      <w:start w:val="1"/>
+      <w:numFmt w:val="bullet"/>
+      <w:lvlText w:val=""/>
+      <w:lvlJc w:val="left"/>
+      <w:pPr>
+        <w:tabs>
+          <w:tab w:val="num" w:pos="6480"/>
+        </w:tabs>
+        <w:ind w:left="6480" w:hanging="360"/>
+      </w:pPr>
+      <w:rPr>
+        <w:rFonts w:ascii="Wingdings" w:hAnsi="Wingdings" w:hint="default"/>
+        <w:sz w:val="20"/>
+      </w:rPr>
+    </w:lvl>
+  </w:abstractNum>
+  <w:abstractNum w:abstractNumId="10" w15:restartNumberingAfterBreak="0">
+    <w:nsid w:val="38C06880"/>
+    <w:multiLevelType w:val="multilevel"/>
+    <w:tmpl w:val="830CF590"/>
+    <w:lvl w:ilvl="0">
+      <w:start w:val="1"/>
+      <w:numFmt w:val="bullet"/>
+      <w:lvlText w:val=""/>
+      <w:lvlJc w:val="left"/>
+      <w:pPr>
+        <w:tabs>
+          <w:tab w:val="num" w:pos="720"/>
+        </w:tabs>
+        <w:ind w:left="720" w:hanging="360"/>
+      </w:pPr>
+      <w:rPr>
+        <w:rFonts w:ascii="Symbol" w:hAnsi="Symbol" w:hint="default"/>
+        <w:sz w:val="20"/>
+      </w:rPr>
+    </w:lvl>
+    <w:lvl w:ilvl="1" w:tentative="1">
+      <w:start w:val="1"/>
+      <w:numFmt w:val="bullet"/>
+      <w:lvlText w:val="o"/>
+      <w:lvlJc w:val="left"/>
+      <w:pPr>
+        <w:tabs>
+          <w:tab w:val="num" w:pos="1440"/>
+        </w:tabs>
+        <w:ind w:left="1440" w:hanging="360"/>
+      </w:pPr>
+      <w:rPr>
+        <w:rFonts w:ascii="Courier New" w:hAnsi="Courier New" w:hint="default"/>
+        <w:sz w:val="20"/>
+      </w:rPr>
+    </w:lvl>
+    <w:lvl w:ilvl="2" w:tentative="1">
+      <w:start w:val="1"/>
+      <w:numFmt w:val="bullet"/>
+      <w:lvlText w:val=""/>
+      <w:lvlJc w:val="left"/>
+      <w:pPr>
+        <w:tabs>
+          <w:tab w:val="num" w:pos="2160"/>
+        </w:tabs>
+        <w:ind w:left="2160" w:hanging="360"/>
+      </w:pPr>
+      <w:rPr>
+        <w:rFonts w:ascii="Wingdings" w:hAnsi="Wingdings" w:hint="default"/>
+        <w:sz w:val="20"/>
+      </w:rPr>
+    </w:lvl>
+    <w:lvl w:ilvl="3" w:tentative="1">
+      <w:start w:val="1"/>
+      <w:numFmt w:val="bullet"/>
+      <w:lvlText w:val=""/>
+      <w:lvlJc w:val="left"/>
+      <w:pPr>
+        <w:tabs>
+          <w:tab w:val="num" w:pos="2880"/>
+        </w:tabs>
+        <w:ind w:left="2880" w:hanging="360"/>
+      </w:pPr>
+      <w:rPr>
+        <w:rFonts w:ascii="Wingdings" w:hAnsi="Wingdings" w:hint="default"/>
+        <w:sz w:val="20"/>
+      </w:rPr>
+    </w:lvl>
+    <w:lvl w:ilvl="4" w:tentative="1">
+      <w:start w:val="1"/>
+      <w:numFmt w:val="bullet"/>
+      <w:lvlText w:val=""/>
+      <w:lvlJc w:val="left"/>
+      <w:pPr>
+        <w:tabs>
+          <w:tab w:val="num" w:pos="3600"/>
+        </w:tabs>
+        <w:ind w:left="3600" w:hanging="360"/>
+      </w:pPr>
+      <w:rPr>
+        <w:rFonts w:ascii="Wingdings" w:hAnsi="Wingdings" w:hint="default"/>
+        <w:sz w:val="20"/>
+      </w:rPr>
+    </w:lvl>
+    <w:lvl w:ilvl="5" w:tentative="1">
+      <w:start w:val="1"/>
+      <w:numFmt w:val="bullet"/>
+      <w:lvlText w:val=""/>
+      <w:lvlJc w:val="left"/>
+      <w:pPr>
+        <w:tabs>
+          <w:tab w:val="num" w:pos="4320"/>
+        </w:tabs>
+        <w:ind w:left="4320" w:hanging="360"/>
+      </w:pPr>
+      <w:rPr>
+        <w:rFonts w:ascii="Wingdings" w:hAnsi="Wingdings" w:hint="default"/>
+        <w:sz w:val="20"/>
+      </w:rPr>
+    </w:lvl>
+    <w:lvl w:ilvl="6" w:tentative="1">
+      <w:start w:val="1"/>
+      <w:numFmt w:val="bullet"/>
+      <w:lvlText w:val=""/>
+      <w:lvlJc w:val="left"/>
+      <w:pPr>
+        <w:tabs>
+          <w:tab w:val="num" w:pos="5040"/>
+        </w:tabs>
+        <w:ind w:left="5040" w:hanging="360"/>
+      </w:pPr>
+      <w:rPr>
+        <w:rFonts w:ascii="Wingdings" w:hAnsi="Wingdings" w:hint="default"/>
+        <w:sz w:val="20"/>
+      </w:rPr>
+    </w:lvl>
+    <w:lvl w:ilvl="7" w:tentative="1">
+      <w:start w:val="1"/>
+      <w:numFmt w:val="bullet"/>
+      <w:lvlText w:val=""/>
+      <w:lvlJc w:val="left"/>
+      <w:pPr>
+        <w:tabs>
+          <w:tab w:val="num" w:pos="5760"/>
+        </w:tabs>
+        <w:ind w:left="5760" w:hanging="360"/>
+      </w:pPr>
+      <w:rPr>
+        <w:rFonts w:ascii="Wingdings" w:hAnsi="Wingdings" w:hint="default"/>
+        <w:sz w:val="20"/>
+      </w:rPr>
+    </w:lvl>
+    <w:lvl w:ilvl="8" w:tentative="1">
+      <w:start w:val="1"/>
+      <w:numFmt w:val="bullet"/>
+      <w:lvlText w:val=""/>
+      <w:lvlJc w:val="left"/>
+      <w:pPr>
+        <w:tabs>
+          <w:tab w:val="num" w:pos="6480"/>
+        </w:tabs>
+        <w:ind w:left="6480" w:hanging="360"/>
+      </w:pPr>
+      <w:rPr>
+        <w:rFonts w:ascii="Wingdings" w:hAnsi="Wingdings" w:hint="default"/>
+        <w:sz w:val="20"/>
+      </w:rPr>
+    </w:lvl>
+  </w:abstractNum>
+  <w:abstractNum w:abstractNumId="11" w15:restartNumberingAfterBreak="0">
     <w:nsid w:val="3B1605B0"/>
     <w:multiLevelType w:val="multilevel"/>
     <w:tmpl w:val="D9124862"/>
@@ -4959,7 +6464,7 @@
       </w:rPr>
     </w:lvl>
   </w:abstractNum>
-  <w:abstractNum w:abstractNumId="7" w15:restartNumberingAfterBreak="0">
+  <w:abstractNum w:abstractNumId="12" w15:restartNumberingAfterBreak="0">
     <w:nsid w:val="3D9005BE"/>
     <w:multiLevelType w:val="hybridMultilevel"/>
     <w:tmpl w:val="D384E94A"/>
@@ -5099,7 +6604,7 @@
       </w:rPr>
     </w:lvl>
   </w:abstractNum>
-  <w:abstractNum w:abstractNumId="8" w15:restartNumberingAfterBreak="0">
+  <w:abstractNum w:abstractNumId="13" w15:restartNumberingAfterBreak="0">
     <w:nsid w:val="44287841"/>
     <w:multiLevelType w:val="hybridMultilevel"/>
     <w:tmpl w:val="51906926"/>
@@ -5239,7 +6744,305 @@
       </w:rPr>
     </w:lvl>
   </w:abstractNum>
-  <w:abstractNum w:abstractNumId="9" w15:restartNumberingAfterBreak="0">
+  <w:abstractNum w:abstractNumId="14" w15:restartNumberingAfterBreak="0">
+    <w:nsid w:val="45853E11"/>
+    <w:multiLevelType w:val="multilevel"/>
+    <w:tmpl w:val="BB86BAE2"/>
+    <w:lvl w:ilvl="0">
+      <w:start w:val="1"/>
+      <w:numFmt w:val="bullet"/>
+      <w:lvlText w:val=""/>
+      <w:lvlJc w:val="left"/>
+      <w:pPr>
+        <w:tabs>
+          <w:tab w:val="num" w:pos="720"/>
+        </w:tabs>
+        <w:ind w:left="720" w:hanging="360"/>
+      </w:pPr>
+      <w:rPr>
+        <w:rFonts w:ascii="Symbol" w:hAnsi="Symbol" w:hint="default"/>
+        <w:sz w:val="20"/>
+      </w:rPr>
+    </w:lvl>
+    <w:lvl w:ilvl="1" w:tentative="1">
+      <w:start w:val="1"/>
+      <w:numFmt w:val="bullet"/>
+      <w:lvlText w:val="o"/>
+      <w:lvlJc w:val="left"/>
+      <w:pPr>
+        <w:tabs>
+          <w:tab w:val="num" w:pos="1440"/>
+        </w:tabs>
+        <w:ind w:left="1440" w:hanging="360"/>
+      </w:pPr>
+      <w:rPr>
+        <w:rFonts w:ascii="Courier New" w:hAnsi="Courier New" w:hint="default"/>
+        <w:sz w:val="20"/>
+      </w:rPr>
+    </w:lvl>
+    <w:lvl w:ilvl="2" w:tentative="1">
+      <w:start w:val="1"/>
+      <w:numFmt w:val="bullet"/>
+      <w:lvlText w:val=""/>
+      <w:lvlJc w:val="left"/>
+      <w:pPr>
+        <w:tabs>
+          <w:tab w:val="num" w:pos="2160"/>
+        </w:tabs>
+        <w:ind w:left="2160" w:hanging="360"/>
+      </w:pPr>
+      <w:rPr>
+        <w:rFonts w:ascii="Wingdings" w:hAnsi="Wingdings" w:hint="default"/>
+        <w:sz w:val="20"/>
+      </w:rPr>
+    </w:lvl>
+    <w:lvl w:ilvl="3" w:tentative="1">
+      <w:start w:val="1"/>
+      <w:numFmt w:val="bullet"/>
+      <w:lvlText w:val=""/>
+      <w:lvlJc w:val="left"/>
+      <w:pPr>
+        <w:tabs>
+          <w:tab w:val="num" w:pos="2880"/>
+        </w:tabs>
+        <w:ind w:left="2880" w:hanging="360"/>
+      </w:pPr>
+      <w:rPr>
+        <w:rFonts w:ascii="Wingdings" w:hAnsi="Wingdings" w:hint="default"/>
+        <w:sz w:val="20"/>
+      </w:rPr>
+    </w:lvl>
+    <w:lvl w:ilvl="4" w:tentative="1">
+      <w:start w:val="1"/>
+      <w:numFmt w:val="bullet"/>
+      <w:lvlText w:val=""/>
+      <w:lvlJc w:val="left"/>
+      <w:pPr>
+        <w:tabs>
+          <w:tab w:val="num" w:pos="3600"/>
+        </w:tabs>
+        <w:ind w:left="3600" w:hanging="360"/>
+      </w:pPr>
+      <w:rPr>
+        <w:rFonts w:ascii="Wingdings" w:hAnsi="Wingdings" w:hint="default"/>
+        <w:sz w:val="20"/>
+      </w:rPr>
+    </w:lvl>
+    <w:lvl w:ilvl="5" w:tentative="1">
+      <w:start w:val="1"/>
+      <w:numFmt w:val="bullet"/>
+      <w:lvlText w:val=""/>
+      <w:lvlJc w:val="left"/>
+      <w:pPr>
+        <w:tabs>
+          <w:tab w:val="num" w:pos="4320"/>
+        </w:tabs>
+        <w:ind w:left="4320" w:hanging="360"/>
+      </w:pPr>
+      <w:rPr>
+        <w:rFonts w:ascii="Wingdings" w:hAnsi="Wingdings" w:hint="default"/>
+        <w:sz w:val="20"/>
+      </w:rPr>
+    </w:lvl>
+    <w:lvl w:ilvl="6" w:tentative="1">
+      <w:start w:val="1"/>
+      <w:numFmt w:val="bullet"/>
+      <w:lvlText w:val=""/>
+      <w:lvlJc w:val="left"/>
+      <w:pPr>
+        <w:tabs>
+          <w:tab w:val="num" w:pos="5040"/>
+        </w:tabs>
+        <w:ind w:left="5040" w:hanging="360"/>
+      </w:pPr>
+      <w:rPr>
+        <w:rFonts w:ascii="Wingdings" w:hAnsi="Wingdings" w:hint="default"/>
+        <w:sz w:val="20"/>
+      </w:rPr>
+    </w:lvl>
+    <w:lvl w:ilvl="7" w:tentative="1">
+      <w:start w:val="1"/>
+      <w:numFmt w:val="bullet"/>
+      <w:lvlText w:val=""/>
+      <w:lvlJc w:val="left"/>
+      <w:pPr>
+        <w:tabs>
+          <w:tab w:val="num" w:pos="5760"/>
+        </w:tabs>
+        <w:ind w:left="5760" w:hanging="360"/>
+      </w:pPr>
+      <w:rPr>
+        <w:rFonts w:ascii="Wingdings" w:hAnsi="Wingdings" w:hint="default"/>
+        <w:sz w:val="20"/>
+      </w:rPr>
+    </w:lvl>
+    <w:lvl w:ilvl="8" w:tentative="1">
+      <w:start w:val="1"/>
+      <w:numFmt w:val="bullet"/>
+      <w:lvlText w:val=""/>
+      <w:lvlJc w:val="left"/>
+      <w:pPr>
+        <w:tabs>
+          <w:tab w:val="num" w:pos="6480"/>
+        </w:tabs>
+        <w:ind w:left="6480" w:hanging="360"/>
+      </w:pPr>
+      <w:rPr>
+        <w:rFonts w:ascii="Wingdings" w:hAnsi="Wingdings" w:hint="default"/>
+        <w:sz w:val="20"/>
+      </w:rPr>
+    </w:lvl>
+  </w:abstractNum>
+  <w:abstractNum w:abstractNumId="15" w15:restartNumberingAfterBreak="0">
+    <w:nsid w:val="49335BB5"/>
+    <w:multiLevelType w:val="multilevel"/>
+    <w:tmpl w:val="F62A37C6"/>
+    <w:lvl w:ilvl="0">
+      <w:start w:val="1"/>
+      <w:numFmt w:val="bullet"/>
+      <w:lvlText w:val=""/>
+      <w:lvlJc w:val="left"/>
+      <w:pPr>
+        <w:tabs>
+          <w:tab w:val="num" w:pos="720"/>
+        </w:tabs>
+        <w:ind w:left="720" w:hanging="360"/>
+      </w:pPr>
+      <w:rPr>
+        <w:rFonts w:ascii="Symbol" w:hAnsi="Symbol" w:hint="default"/>
+        <w:sz w:val="20"/>
+      </w:rPr>
+    </w:lvl>
+    <w:lvl w:ilvl="1">
+      <w:start w:val="1"/>
+      <w:numFmt w:val="bullet"/>
+      <w:lvlText w:val="o"/>
+      <w:lvlJc w:val="left"/>
+      <w:pPr>
+        <w:tabs>
+          <w:tab w:val="num" w:pos="1440"/>
+        </w:tabs>
+        <w:ind w:left="1440" w:hanging="360"/>
+      </w:pPr>
+      <w:rPr>
+        <w:rFonts w:ascii="Courier New" w:hAnsi="Courier New" w:hint="default"/>
+        <w:sz w:val="20"/>
+      </w:rPr>
+    </w:lvl>
+    <w:lvl w:ilvl="2" w:tentative="1">
+      <w:start w:val="1"/>
+      <w:numFmt w:val="bullet"/>
+      <w:lvlText w:val=""/>
+      <w:lvlJc w:val="left"/>
+      <w:pPr>
+        <w:tabs>
+          <w:tab w:val="num" w:pos="2160"/>
+        </w:tabs>
+        <w:ind w:left="2160" w:hanging="360"/>
+      </w:pPr>
+      <w:rPr>
+        <w:rFonts w:ascii="Wingdings" w:hAnsi="Wingdings" w:hint="default"/>
+        <w:sz w:val="20"/>
+      </w:rPr>
+    </w:lvl>
+    <w:lvl w:ilvl="3" w:tentative="1">
+      <w:start w:val="1"/>
+      <w:numFmt w:val="bullet"/>
+      <w:lvlText w:val=""/>
+      <w:lvlJc w:val="left"/>
+      <w:pPr>
+        <w:tabs>
+          <w:tab w:val="num" w:pos="2880"/>
+        </w:tabs>
+        <w:ind w:left="2880" w:hanging="360"/>
+      </w:pPr>
+      <w:rPr>
+        <w:rFonts w:ascii="Wingdings" w:hAnsi="Wingdings" w:hint="default"/>
+        <w:sz w:val="20"/>
+      </w:rPr>
+    </w:lvl>
+    <w:lvl w:ilvl="4" w:tentative="1">
+      <w:start w:val="1"/>
+      <w:numFmt w:val="bullet"/>
+      <w:lvlText w:val=""/>
+      <w:lvlJc w:val="left"/>
+      <w:pPr>
+        <w:tabs>
+          <w:tab w:val="num" w:pos="3600"/>
+        </w:tabs>
+        <w:ind w:left="3600" w:hanging="360"/>
+      </w:pPr>
+      <w:rPr>
+        <w:rFonts w:ascii="Wingdings" w:hAnsi="Wingdings" w:hint="default"/>
+        <w:sz w:val="20"/>
+      </w:rPr>
+    </w:lvl>
+    <w:lvl w:ilvl="5" w:tentative="1">
+      <w:start w:val="1"/>
+      <w:numFmt w:val="bullet"/>
+      <w:lvlText w:val=""/>
+      <w:lvlJc w:val="left"/>
+      <w:pPr>
+        <w:tabs>
+          <w:tab w:val="num" w:pos="4320"/>
+        </w:tabs>
+        <w:ind w:left="4320" w:hanging="360"/>
+      </w:pPr>
+      <w:rPr>
+        <w:rFonts w:ascii="Wingdings" w:hAnsi="Wingdings" w:hint="default"/>
+        <w:sz w:val="20"/>
+      </w:rPr>
+    </w:lvl>
+    <w:lvl w:ilvl="6" w:tentative="1">
+      <w:start w:val="1"/>
+      <w:numFmt w:val="bullet"/>
+      <w:lvlText w:val=""/>
+      <w:lvlJc w:val="left"/>
+      <w:pPr>
+        <w:tabs>
+          <w:tab w:val="num" w:pos="5040"/>
+        </w:tabs>
+        <w:ind w:left="5040" w:hanging="360"/>
+      </w:pPr>
+      <w:rPr>
+        <w:rFonts w:ascii="Wingdings" w:hAnsi="Wingdings" w:hint="default"/>
+        <w:sz w:val="20"/>
+      </w:rPr>
+    </w:lvl>
+    <w:lvl w:ilvl="7" w:tentative="1">
+      <w:start w:val="1"/>
+      <w:numFmt w:val="bullet"/>
+      <w:lvlText w:val=""/>
+      <w:lvlJc w:val="left"/>
+      <w:pPr>
+        <w:tabs>
+          <w:tab w:val="num" w:pos="5760"/>
+        </w:tabs>
+        <w:ind w:left="5760" w:hanging="360"/>
+      </w:pPr>
+      <w:rPr>
+        <w:rFonts w:ascii="Wingdings" w:hAnsi="Wingdings" w:hint="default"/>
+        <w:sz w:val="20"/>
+      </w:rPr>
+    </w:lvl>
+    <w:lvl w:ilvl="8" w:tentative="1">
+      <w:start w:val="1"/>
+      <w:numFmt w:val="bullet"/>
+      <w:lvlText w:val=""/>
+      <w:lvlJc w:val="left"/>
+      <w:pPr>
+        <w:tabs>
+          <w:tab w:val="num" w:pos="6480"/>
+        </w:tabs>
+        <w:ind w:left="6480" w:hanging="360"/>
+      </w:pPr>
+      <w:rPr>
+        <w:rFonts w:ascii="Wingdings" w:hAnsi="Wingdings" w:hint="default"/>
+        <w:sz w:val="20"/>
+      </w:rPr>
+    </w:lvl>
+  </w:abstractNum>
+  <w:abstractNum w:abstractNumId="16" w15:restartNumberingAfterBreak="0">
     <w:nsid w:val="53720B45"/>
     <w:multiLevelType w:val="hybridMultilevel"/>
     <w:tmpl w:val="05480502"/>
@@ -5352,7 +7155,156 @@
       </w:rPr>
     </w:lvl>
   </w:abstractNum>
-  <w:abstractNum w:abstractNumId="10" w15:restartNumberingAfterBreak="0">
+  <w:abstractNum w:abstractNumId="17" w15:restartNumberingAfterBreak="0">
+    <w:nsid w:val="56AA1187"/>
+    <w:multiLevelType w:val="multilevel"/>
+    <w:tmpl w:val="48D80232"/>
+    <w:lvl w:ilvl="0">
+      <w:start w:val="1"/>
+      <w:numFmt w:val="bullet"/>
+      <w:lvlText w:val=""/>
+      <w:lvlJc w:val="left"/>
+      <w:pPr>
+        <w:tabs>
+          <w:tab w:val="num" w:pos="720"/>
+        </w:tabs>
+        <w:ind w:left="720" w:hanging="360"/>
+      </w:pPr>
+      <w:rPr>
+        <w:rFonts w:ascii="Symbol" w:hAnsi="Symbol" w:hint="default"/>
+        <w:sz w:val="20"/>
+      </w:rPr>
+    </w:lvl>
+    <w:lvl w:ilvl="1" w:tentative="1">
+      <w:start w:val="1"/>
+      <w:numFmt w:val="bullet"/>
+      <w:lvlText w:val="o"/>
+      <w:lvlJc w:val="left"/>
+      <w:pPr>
+        <w:tabs>
+          <w:tab w:val="num" w:pos="1440"/>
+        </w:tabs>
+        <w:ind w:left="1440" w:hanging="360"/>
+      </w:pPr>
+      <w:rPr>
+        <w:rFonts w:ascii="Courier New" w:hAnsi="Courier New" w:hint="default"/>
+        <w:sz w:val="20"/>
+      </w:rPr>
+    </w:lvl>
+    <w:lvl w:ilvl="2" w:tentative="1">
+      <w:start w:val="1"/>
+      <w:numFmt w:val="bullet"/>
+      <w:lvlText w:val=""/>
+      <w:lvlJc w:val="left"/>
+      <w:pPr>
+        <w:tabs>
+          <w:tab w:val="num" w:pos="2160"/>
+        </w:tabs>
+        <w:ind w:left="2160" w:hanging="360"/>
+      </w:pPr>
+      <w:rPr>
+        <w:rFonts w:ascii="Wingdings" w:hAnsi="Wingdings" w:hint="default"/>
+        <w:sz w:val="20"/>
+      </w:rPr>
+    </w:lvl>
+    <w:lvl w:ilvl="3" w:tentative="1">
+      <w:start w:val="1"/>
+      <w:numFmt w:val="bullet"/>
+      <w:lvlText w:val=""/>
+      <w:lvlJc w:val="left"/>
+      <w:pPr>
+        <w:tabs>
+          <w:tab w:val="num" w:pos="2880"/>
+        </w:tabs>
+        <w:ind w:left="2880" w:hanging="360"/>
+      </w:pPr>
+      <w:rPr>
+        <w:rFonts w:ascii="Wingdings" w:hAnsi="Wingdings" w:hint="default"/>
+        <w:sz w:val="20"/>
+      </w:rPr>
+    </w:lvl>
+    <w:lvl w:ilvl="4" w:tentative="1">
+      <w:start w:val="1"/>
+      <w:numFmt w:val="bullet"/>
+      <w:lvlText w:val=""/>
+      <w:lvlJc w:val="left"/>
+      <w:pPr>
+        <w:tabs>
+          <w:tab w:val="num" w:pos="3600"/>
+        </w:tabs>
+        <w:ind w:left="3600" w:hanging="360"/>
+      </w:pPr>
+      <w:rPr>
+        <w:rFonts w:ascii="Wingdings" w:hAnsi="Wingdings" w:hint="default"/>
+        <w:sz w:val="20"/>
+      </w:rPr>
+    </w:lvl>
+    <w:lvl w:ilvl="5" w:tentative="1">
+      <w:start w:val="1"/>
+      <w:numFmt w:val="bullet"/>
+      <w:lvlText w:val=""/>
+      <w:lvlJc w:val="left"/>
+      <w:pPr>
+        <w:tabs>
+          <w:tab w:val="num" w:pos="4320"/>
+        </w:tabs>
+        <w:ind w:left="4320" w:hanging="360"/>
+      </w:pPr>
+      <w:rPr>
+        <w:rFonts w:ascii="Wingdings" w:hAnsi="Wingdings" w:hint="default"/>
+        <w:sz w:val="20"/>
+      </w:rPr>
+    </w:lvl>
+    <w:lvl w:ilvl="6" w:tentative="1">
+      <w:start w:val="1"/>
+      <w:numFmt w:val="bullet"/>
+      <w:lvlText w:val=""/>
+      <w:lvlJc w:val="left"/>
+      <w:pPr>
+        <w:tabs>
+          <w:tab w:val="num" w:pos="5040"/>
+        </w:tabs>
+        <w:ind w:left="5040" w:hanging="360"/>
+      </w:pPr>
+      <w:rPr>
+        <w:rFonts w:ascii="Wingdings" w:hAnsi="Wingdings" w:hint="default"/>
+        <w:sz w:val="20"/>
+      </w:rPr>
+    </w:lvl>
+    <w:lvl w:ilvl="7" w:tentative="1">
+      <w:start w:val="1"/>
+      <w:numFmt w:val="bullet"/>
+      <w:lvlText w:val=""/>
+      <w:lvlJc w:val="left"/>
+      <w:pPr>
+        <w:tabs>
+          <w:tab w:val="num" w:pos="5760"/>
+        </w:tabs>
+        <w:ind w:left="5760" w:hanging="360"/>
+      </w:pPr>
+      <w:rPr>
+        <w:rFonts w:ascii="Wingdings" w:hAnsi="Wingdings" w:hint="default"/>
+        <w:sz w:val="20"/>
+      </w:rPr>
+    </w:lvl>
+    <w:lvl w:ilvl="8" w:tentative="1">
+      <w:start w:val="1"/>
+      <w:numFmt w:val="bullet"/>
+      <w:lvlText w:val=""/>
+      <w:lvlJc w:val="left"/>
+      <w:pPr>
+        <w:tabs>
+          <w:tab w:val="num" w:pos="6480"/>
+        </w:tabs>
+        <w:ind w:left="6480" w:hanging="360"/>
+      </w:pPr>
+      <w:rPr>
+        <w:rFonts w:ascii="Wingdings" w:hAnsi="Wingdings" w:hint="default"/>
+        <w:sz w:val="20"/>
+      </w:rPr>
+    </w:lvl>
+  </w:abstractNum>
+  <w:abstractNum w:abstractNumId="18" w15:restartNumberingAfterBreak="0">
     <w:nsid w:val="5F8C45F3"/>
     <w:multiLevelType w:val="multilevel"/>
     <w:tmpl w:val="649421A4"/>
@@ -5501,7 +7453,7 @@
       </w:rPr>
     </w:lvl>
   </w:abstractNum>
-  <w:abstractNum w:abstractNumId="11" w15:restartNumberingAfterBreak="0">
+  <w:abstractNum w:abstractNumId="19" w15:restartNumberingAfterBreak="0">
     <w:nsid w:val="681B170D"/>
     <w:multiLevelType w:val="hybridMultilevel"/>
     <w:tmpl w:val="16FE8A2A"/>
@@ -5641,7 +7593,7 @@
       </w:rPr>
     </w:lvl>
   </w:abstractNum>
-  <w:abstractNum w:abstractNumId="12" w15:restartNumberingAfterBreak="0">
+  <w:abstractNum w:abstractNumId="20" w15:restartNumberingAfterBreak="0">
     <w:nsid w:val="6F01580A"/>
     <w:multiLevelType w:val="multilevel"/>
     <w:tmpl w:val="5E8C9214"/>
@@ -5790,44 +7742,372 @@
       </w:rPr>
     </w:lvl>
   </w:abstractNum>
+  <w:abstractNum w:abstractNumId="21" w15:restartNumberingAfterBreak="0">
+    <w:nsid w:val="6FFE2AF9"/>
+    <w:multiLevelType w:val="multilevel"/>
+    <w:tmpl w:val="974CCB70"/>
+    <w:lvl w:ilvl="0">
+      <w:start w:val="1"/>
+      <w:numFmt w:val="bullet"/>
+      <w:lvlText w:val=""/>
+      <w:lvlJc w:val="left"/>
+      <w:pPr>
+        <w:tabs>
+          <w:tab w:val="num" w:pos="720"/>
+        </w:tabs>
+        <w:ind w:left="720" w:hanging="360"/>
+      </w:pPr>
+      <w:rPr>
+        <w:rFonts w:ascii="Symbol" w:hAnsi="Symbol" w:hint="default"/>
+        <w:sz w:val="20"/>
+      </w:rPr>
+    </w:lvl>
+    <w:lvl w:ilvl="1" w:tentative="1">
+      <w:start w:val="1"/>
+      <w:numFmt w:val="bullet"/>
+      <w:lvlText w:val="o"/>
+      <w:lvlJc w:val="left"/>
+      <w:pPr>
+        <w:tabs>
+          <w:tab w:val="num" w:pos="1440"/>
+        </w:tabs>
+        <w:ind w:left="1440" w:hanging="360"/>
+      </w:pPr>
+      <w:rPr>
+        <w:rFonts w:ascii="Courier New" w:hAnsi="Courier New" w:hint="default"/>
+        <w:sz w:val="20"/>
+      </w:rPr>
+    </w:lvl>
+    <w:lvl w:ilvl="2" w:tentative="1">
+      <w:start w:val="1"/>
+      <w:numFmt w:val="bullet"/>
+      <w:lvlText w:val=""/>
+      <w:lvlJc w:val="left"/>
+      <w:pPr>
+        <w:tabs>
+          <w:tab w:val="num" w:pos="2160"/>
+        </w:tabs>
+        <w:ind w:left="2160" w:hanging="360"/>
+      </w:pPr>
+      <w:rPr>
+        <w:rFonts w:ascii="Wingdings" w:hAnsi="Wingdings" w:hint="default"/>
+        <w:sz w:val="20"/>
+      </w:rPr>
+    </w:lvl>
+    <w:lvl w:ilvl="3" w:tentative="1">
+      <w:start w:val="1"/>
+      <w:numFmt w:val="bullet"/>
+      <w:lvlText w:val=""/>
+      <w:lvlJc w:val="left"/>
+      <w:pPr>
+        <w:tabs>
+          <w:tab w:val="num" w:pos="2880"/>
+        </w:tabs>
+        <w:ind w:left="2880" w:hanging="360"/>
+      </w:pPr>
+      <w:rPr>
+        <w:rFonts w:ascii="Wingdings" w:hAnsi="Wingdings" w:hint="default"/>
+        <w:sz w:val="20"/>
+      </w:rPr>
+    </w:lvl>
+    <w:lvl w:ilvl="4" w:tentative="1">
+      <w:start w:val="1"/>
+      <w:numFmt w:val="bullet"/>
+      <w:lvlText w:val=""/>
+      <w:lvlJc w:val="left"/>
+      <w:pPr>
+        <w:tabs>
+          <w:tab w:val="num" w:pos="3600"/>
+        </w:tabs>
+        <w:ind w:left="3600" w:hanging="360"/>
+      </w:pPr>
+      <w:rPr>
+        <w:rFonts w:ascii="Wingdings" w:hAnsi="Wingdings" w:hint="default"/>
+        <w:sz w:val="20"/>
+      </w:rPr>
+    </w:lvl>
+    <w:lvl w:ilvl="5" w:tentative="1">
+      <w:start w:val="1"/>
+      <w:numFmt w:val="bullet"/>
+      <w:lvlText w:val=""/>
+      <w:lvlJc w:val="left"/>
+      <w:pPr>
+        <w:tabs>
+          <w:tab w:val="num" w:pos="4320"/>
+        </w:tabs>
+        <w:ind w:left="4320" w:hanging="360"/>
+      </w:pPr>
+      <w:rPr>
+        <w:rFonts w:ascii="Wingdings" w:hAnsi="Wingdings" w:hint="default"/>
+        <w:sz w:val="20"/>
+      </w:rPr>
+    </w:lvl>
+    <w:lvl w:ilvl="6" w:tentative="1">
+      <w:start w:val="1"/>
+      <w:numFmt w:val="bullet"/>
+      <w:lvlText w:val=""/>
+      <w:lvlJc w:val="left"/>
+      <w:pPr>
+        <w:tabs>
+          <w:tab w:val="num" w:pos="5040"/>
+        </w:tabs>
+        <w:ind w:left="5040" w:hanging="360"/>
+      </w:pPr>
+      <w:rPr>
+        <w:rFonts w:ascii="Wingdings" w:hAnsi="Wingdings" w:hint="default"/>
+        <w:sz w:val="20"/>
+      </w:rPr>
+    </w:lvl>
+    <w:lvl w:ilvl="7" w:tentative="1">
+      <w:start w:val="1"/>
+      <w:numFmt w:val="bullet"/>
+      <w:lvlText w:val=""/>
+      <w:lvlJc w:val="left"/>
+      <w:pPr>
+        <w:tabs>
+          <w:tab w:val="num" w:pos="5760"/>
+        </w:tabs>
+        <w:ind w:left="5760" w:hanging="360"/>
+      </w:pPr>
+      <w:rPr>
+        <w:rFonts w:ascii="Wingdings" w:hAnsi="Wingdings" w:hint="default"/>
+        <w:sz w:val="20"/>
+      </w:rPr>
+    </w:lvl>
+    <w:lvl w:ilvl="8" w:tentative="1">
+      <w:start w:val="1"/>
+      <w:numFmt w:val="bullet"/>
+      <w:lvlText w:val=""/>
+      <w:lvlJc w:val="left"/>
+      <w:pPr>
+        <w:tabs>
+          <w:tab w:val="num" w:pos="6480"/>
+        </w:tabs>
+        <w:ind w:left="6480" w:hanging="360"/>
+      </w:pPr>
+      <w:rPr>
+        <w:rFonts w:ascii="Wingdings" w:hAnsi="Wingdings" w:hint="default"/>
+        <w:sz w:val="20"/>
+      </w:rPr>
+    </w:lvl>
+  </w:abstractNum>
+  <w:abstractNum w:abstractNumId="22" w15:restartNumberingAfterBreak="0">
+    <w:nsid w:val="73641D6E"/>
+    <w:multiLevelType w:val="multilevel"/>
+    <w:tmpl w:val="90E41AAA"/>
+    <w:lvl w:ilvl="0">
+      <w:start w:val="1"/>
+      <w:numFmt w:val="bullet"/>
+      <w:lvlText w:val=""/>
+      <w:lvlJc w:val="left"/>
+      <w:pPr>
+        <w:tabs>
+          <w:tab w:val="num" w:pos="720"/>
+        </w:tabs>
+        <w:ind w:left="720" w:hanging="360"/>
+      </w:pPr>
+      <w:rPr>
+        <w:rFonts w:ascii="Symbol" w:hAnsi="Symbol" w:hint="default"/>
+        <w:sz w:val="20"/>
+      </w:rPr>
+    </w:lvl>
+    <w:lvl w:ilvl="1">
+      <w:start w:val="1"/>
+      <w:numFmt w:val="bullet"/>
+      <w:lvlText w:val="o"/>
+      <w:lvlJc w:val="left"/>
+      <w:pPr>
+        <w:tabs>
+          <w:tab w:val="num" w:pos="1440"/>
+        </w:tabs>
+        <w:ind w:left="1440" w:hanging="360"/>
+      </w:pPr>
+      <w:rPr>
+        <w:rFonts w:ascii="Courier New" w:hAnsi="Courier New" w:hint="default"/>
+        <w:sz w:val="20"/>
+      </w:rPr>
+    </w:lvl>
+    <w:lvl w:ilvl="2" w:tentative="1">
+      <w:start w:val="1"/>
+      <w:numFmt w:val="bullet"/>
+      <w:lvlText w:val=""/>
+      <w:lvlJc w:val="left"/>
+      <w:pPr>
+        <w:tabs>
+          <w:tab w:val="num" w:pos="2160"/>
+        </w:tabs>
+        <w:ind w:left="2160" w:hanging="360"/>
+      </w:pPr>
+      <w:rPr>
+        <w:rFonts w:ascii="Wingdings" w:hAnsi="Wingdings" w:hint="default"/>
+        <w:sz w:val="20"/>
+      </w:rPr>
+    </w:lvl>
+    <w:lvl w:ilvl="3" w:tentative="1">
+      <w:start w:val="1"/>
+      <w:numFmt w:val="bullet"/>
+      <w:lvlText w:val=""/>
+      <w:lvlJc w:val="left"/>
+      <w:pPr>
+        <w:tabs>
+          <w:tab w:val="num" w:pos="2880"/>
+        </w:tabs>
+        <w:ind w:left="2880" w:hanging="360"/>
+      </w:pPr>
+      <w:rPr>
+        <w:rFonts w:ascii="Wingdings" w:hAnsi="Wingdings" w:hint="default"/>
+        <w:sz w:val="20"/>
+      </w:rPr>
+    </w:lvl>
+    <w:lvl w:ilvl="4" w:tentative="1">
+      <w:start w:val="1"/>
+      <w:numFmt w:val="bullet"/>
+      <w:lvlText w:val=""/>
+      <w:lvlJc w:val="left"/>
+      <w:pPr>
+        <w:tabs>
+          <w:tab w:val="num" w:pos="3600"/>
+        </w:tabs>
+        <w:ind w:left="3600" w:hanging="360"/>
+      </w:pPr>
+      <w:rPr>
+        <w:rFonts w:ascii="Wingdings" w:hAnsi="Wingdings" w:hint="default"/>
+        <w:sz w:val="20"/>
+      </w:rPr>
+    </w:lvl>
+    <w:lvl w:ilvl="5" w:tentative="1">
+      <w:start w:val="1"/>
+      <w:numFmt w:val="bullet"/>
+      <w:lvlText w:val=""/>
+      <w:lvlJc w:val="left"/>
+      <w:pPr>
+        <w:tabs>
+          <w:tab w:val="num" w:pos="4320"/>
+        </w:tabs>
+        <w:ind w:left="4320" w:hanging="360"/>
+      </w:pPr>
+      <w:rPr>
+        <w:rFonts w:ascii="Wingdings" w:hAnsi="Wingdings" w:hint="default"/>
+        <w:sz w:val="20"/>
+      </w:rPr>
+    </w:lvl>
+    <w:lvl w:ilvl="6" w:tentative="1">
+      <w:start w:val="1"/>
+      <w:numFmt w:val="bullet"/>
+      <w:lvlText w:val=""/>
+      <w:lvlJc w:val="left"/>
+      <w:pPr>
+        <w:tabs>
+          <w:tab w:val="num" w:pos="5040"/>
+        </w:tabs>
+        <w:ind w:left="5040" w:hanging="360"/>
+      </w:pPr>
+      <w:rPr>
+        <w:rFonts w:ascii="Wingdings" w:hAnsi="Wingdings" w:hint="default"/>
+        <w:sz w:val="20"/>
+      </w:rPr>
+    </w:lvl>
+    <w:lvl w:ilvl="7" w:tentative="1">
+      <w:start w:val="1"/>
+      <w:numFmt w:val="bullet"/>
+      <w:lvlText w:val=""/>
+      <w:lvlJc w:val="left"/>
+      <w:pPr>
+        <w:tabs>
+          <w:tab w:val="num" w:pos="5760"/>
+        </w:tabs>
+        <w:ind w:left="5760" w:hanging="360"/>
+      </w:pPr>
+      <w:rPr>
+        <w:rFonts w:ascii="Wingdings" w:hAnsi="Wingdings" w:hint="default"/>
+        <w:sz w:val="20"/>
+      </w:rPr>
+    </w:lvl>
+    <w:lvl w:ilvl="8" w:tentative="1">
+      <w:start w:val="1"/>
+      <w:numFmt w:val="bullet"/>
+      <w:lvlText w:val=""/>
+      <w:lvlJc w:val="left"/>
+      <w:pPr>
+        <w:tabs>
+          <w:tab w:val="num" w:pos="6480"/>
+        </w:tabs>
+        <w:ind w:left="6480" w:hanging="360"/>
+      </w:pPr>
+      <w:rPr>
+        <w:rFonts w:ascii="Wingdings" w:hAnsi="Wingdings" w:hint="default"/>
+        <w:sz w:val="20"/>
+      </w:rPr>
+    </w:lvl>
+  </w:abstractNum>
   <w:num w:numId="1" w16cid:durableId="1513492556">
+    <w:abstractNumId w:val="13"/>
+  </w:num>
+  <w:num w:numId="2" w16cid:durableId="1665665185">
+    <w:abstractNumId w:val="12"/>
+  </w:num>
+  <w:num w:numId="3" w16cid:durableId="996961879">
+    <w:abstractNumId w:val="20"/>
+  </w:num>
+  <w:num w:numId="4" w16cid:durableId="1138839761">
     <w:abstractNumId w:val="8"/>
   </w:num>
-  <w:num w:numId="2" w16cid:durableId="1665665185">
-    <w:abstractNumId w:val="7"/>
-  </w:num>
-  <w:num w:numId="3" w16cid:durableId="996961879">
-    <w:abstractNumId w:val="12"/>
-  </w:num>
-  <w:num w:numId="4" w16cid:durableId="1138839761">
-    <w:abstractNumId w:val="5"/>
-  </w:num>
   <w:num w:numId="5" w16cid:durableId="120224490">
-    <w:abstractNumId w:val="10"/>
+    <w:abstractNumId w:val="18"/>
   </w:num>
   <w:num w:numId="6" w16cid:durableId="2118674097">
     <w:abstractNumId w:val="0"/>
   </w:num>
   <w:num w:numId="7" w16cid:durableId="921138679">
+    <w:abstractNumId w:val="19"/>
+  </w:num>
+  <w:num w:numId="8" w16cid:durableId="895240591">
+    <w:abstractNumId w:val="4"/>
+  </w:num>
+  <w:num w:numId="9" w16cid:durableId="1825774249">
+    <w:abstractNumId w:val="5"/>
+  </w:num>
+  <w:num w:numId="10" w16cid:durableId="110978952">
+    <w:abstractNumId w:val="3"/>
+  </w:num>
+  <w:num w:numId="11" w16cid:durableId="1226335993">
     <w:abstractNumId w:val="11"/>
   </w:num>
-  <w:num w:numId="8" w16cid:durableId="895240591">
+  <w:num w:numId="12" w16cid:durableId="1871527146">
+    <w:abstractNumId w:val="7"/>
+  </w:num>
+  <w:num w:numId="13" w16cid:durableId="1968733227">
+    <w:abstractNumId w:val="16"/>
+  </w:num>
+  <w:num w:numId="14" w16cid:durableId="2131430211">
+    <w:abstractNumId w:val="6"/>
+  </w:num>
+  <w:num w:numId="15" w16cid:durableId="292105992">
+    <w:abstractNumId w:val="9"/>
+  </w:num>
+  <w:num w:numId="16" w16cid:durableId="577982624">
+    <w:abstractNumId w:val="22"/>
+  </w:num>
+  <w:num w:numId="17" w16cid:durableId="190655422">
+    <w:abstractNumId w:val="14"/>
+  </w:num>
+  <w:num w:numId="18" w16cid:durableId="152645767">
+    <w:abstractNumId w:val="15"/>
+  </w:num>
+  <w:num w:numId="19" w16cid:durableId="1153138042">
+    <w:abstractNumId w:val="17"/>
+  </w:num>
+  <w:num w:numId="20" w16cid:durableId="1612011335">
     <w:abstractNumId w:val="2"/>
   </w:num>
-  <w:num w:numId="9" w16cid:durableId="1825774249">
-    <w:abstractNumId w:val="3"/>
-  </w:num>
-  <w:num w:numId="10" w16cid:durableId="110978952">
+  <w:num w:numId="21" w16cid:durableId="1928878062">
     <w:abstractNumId w:val="1"/>
   </w:num>
-  <w:num w:numId="11" w16cid:durableId="1226335993">
-    <w:abstractNumId w:val="6"/>
+  <w:num w:numId="22" w16cid:durableId="583685752">
+    <w:abstractNumId w:val="10"/>
   </w:num>
-  <w:num w:numId="12" w16cid:durableId="1871527146">
-    <w:abstractNumId w:val="4"/>
-  </w:num>
-  <w:num w:numId="13" w16cid:durableId="1968733227">
-    <w:abstractNumId w:val="9"/>
+  <w:num w:numId="23" w16cid:durableId="333924698">
+    <w:abstractNumId w:val="21"/>
   </w:num>
 </w:numbering>
 </file>
